--- a/Varsha_Samarth_Resume.docx
+++ b/Varsha_Samarth_Resume.docx
@@ -12,7 +12,6 @@
           <w:szCs w:val="32"/>
         </w:rPr>
       </w:pPr>
-      <w:proofErr w:type="gramStart"/>
       <w:r>
         <w:rPr>
           <w:rFonts w:ascii="Arial" w:hAnsi="Arial" w:cs="Arial"/>
@@ -41,18 +40,7 @@
           <w:sz w:val="32"/>
           <w:szCs w:val="32"/>
         </w:rPr>
-        <w:t>J</w:t>
-      </w:r>
-      <w:proofErr w:type="gramEnd"/>
-      <w:r>
-        <w:rPr>
-          <w:rFonts w:ascii="Arial" w:hAnsi="Arial" w:cs="Arial"/>
-          <w:b/>
-          <w:bCs/>
-          <w:sz w:val="32"/>
-          <w:szCs w:val="32"/>
-        </w:rPr>
-        <w:t xml:space="preserve">  SAMARTH</w:t>
+        <w:t>J  SAMARTH</w:t>
       </w:r>
     </w:p>
     <w:p>
@@ -67,21 +55,22 @@
         <w:rPr>
           <w:rFonts w:ascii="Arial" w:hAnsi="Arial" w:cs="Arial"/>
         </w:rPr>
-        <w:t xml:space="preserve">+91 9535310291 | varsha.samarth05@gmail.com | linkedin.com/in/varsha-samarth-61a87a290 | </w:t>
-      </w:r>
-      <w:proofErr w:type="spellStart"/>
-      <w:r>
-        <w:rPr>
-          <w:rFonts w:ascii="Arial" w:hAnsi="Arial" w:cs="Arial"/>
-        </w:rPr>
-        <w:t>Tumakuru</w:t>
-      </w:r>
-      <w:proofErr w:type="spellEnd"/>
-      <w:r>
-        <w:rPr>
-          <w:rFonts w:ascii="Arial" w:hAnsi="Arial" w:cs="Arial"/>
-        </w:rPr>
-        <w:t>, Karnataka</w:t>
+        <w:t xml:space="preserve">+91 9535310291 | varsha.samarth05@gmail.com | linkedin.com/in/varsha-samarth-61a87a290 </w:t>
+      </w:r>
+      <w:r>
+        <w:rPr>
+          <w:rFonts w:ascii="Arial" w:hAnsi="Arial" w:cs="Arial"/>
+        </w:rPr>
+        <w:t>|</w:t>
+      </w:r>
+      <w:r>
+        <w:t xml:space="preserve"> </w:t>
+      </w:r>
+      <w:r>
+        <w:rPr>
+          <w:rFonts w:ascii="Arial" w:hAnsi="Arial" w:cs="Arial"/>
+        </w:rPr>
+        <w:t>github.com/varsha12samarth</w:t>
       </w:r>
     </w:p>
     <w:p>
@@ -116,33 +105,37 @@
         <w:rPr>
           <w:rFonts w:ascii="Arial" w:hAnsi="Arial" w:cs="Arial"/>
         </w:rPr>
-        <w:t xml:space="preserve">Motivated and detail-oriented Bachelor of Engineering student in Information Science and Engineering with strong knowledge </w:t>
-      </w:r>
-      <w:proofErr w:type="gramStart"/>
-      <w:r>
-        <w:rPr>
-          <w:rFonts w:ascii="Arial" w:hAnsi="Arial" w:cs="Arial"/>
-        </w:rPr>
-        <w:t>of  SQL</w:t>
-      </w:r>
-      <w:proofErr w:type="gramEnd"/>
-      <w:r>
-        <w:rPr>
-          <w:rFonts w:ascii="Arial" w:hAnsi="Arial" w:cs="Arial"/>
-        </w:rPr>
-        <w:t xml:space="preserve">, </w:t>
-      </w:r>
-      <w:r>
-        <w:rPr>
-          <w:rFonts w:ascii="Arial" w:hAnsi="Arial" w:cs="Arial"/>
-        </w:rPr>
-        <w:t>python, C,</w:t>
-      </w:r>
-      <w:r>
-        <w:rPr>
-          <w:rFonts w:ascii="Arial" w:hAnsi="Arial" w:cs="Arial"/>
-        </w:rPr>
-        <w:t xml:space="preserve"> Full Stack Web Development, and mobile application development using Flutter and Dart. Seeking an opportunity as a Software Engineer to apply technical skills, contribute to innovative solutions, and continuously learn emerging technologies.</w:t>
+        <w:t>Information Science &amp; Engineering student with</w:t>
+      </w:r>
+      <w:r>
+        <w:rPr>
+          <w:rFonts w:ascii="Arial" w:hAnsi="Arial" w:cs="Arial"/>
+        </w:rPr>
+        <w:t xml:space="preserve"> strong</w:t>
+      </w:r>
+      <w:r>
+        <w:rPr>
+          <w:rFonts w:ascii="Arial" w:hAnsi="Arial" w:cs="Arial"/>
+        </w:rPr>
+        <w:t xml:space="preserve"> knowledge of Java, SQL, HTML, CSS, JavaScript, and Git &amp; GitHub. Seeking a Software Developer</w:t>
+      </w:r>
+      <w:r>
+        <w:rPr>
+          <w:rFonts w:ascii="Arial" w:hAnsi="Arial" w:cs="Arial"/>
+        </w:rPr>
+        <w:t xml:space="preserve"> </w:t>
+      </w:r>
+      <w:r>
+        <w:rPr>
+          <w:rFonts w:ascii="Arial" w:hAnsi="Arial" w:cs="Arial"/>
+        </w:rPr>
+        <w:t xml:space="preserve"> role to </w:t>
+      </w:r>
+      <w:r>
+        <w:rPr>
+          <w:rFonts w:ascii="Arial" w:hAnsi="Arial" w:cs="Arial"/>
+        </w:rPr>
+        <w:t>build scalable applications and continuously enhance my technical skills.</w:t>
       </w:r>
     </w:p>
     <w:p>
@@ -185,20 +178,42 @@
           <w:b/>
           <w:bCs/>
         </w:rPr>
-        <w:t xml:space="preserve">Sri Siddhartha Institute of </w:t>
-      </w:r>
-      <w:proofErr w:type="spellStart"/>
-      <w:proofErr w:type="gramStart"/>
+        <w:t>Sri Siddhartha Institute of Technology</w:t>
+      </w:r>
       <w:r>
         <w:rPr>
           <w:rFonts w:ascii="Arial" w:hAnsi="Arial" w:cs="Arial"/>
           <w:b/>
           <w:bCs/>
         </w:rPr>
-        <w:t>Technology,Tumkuru</w:t>
+        <w:t xml:space="preserve">, </w:t>
+      </w:r>
+      <w:proofErr w:type="spellStart"/>
+      <w:r>
+        <w:rPr>
+          <w:rFonts w:ascii="Arial" w:hAnsi="Arial" w:cs="Arial"/>
+          <w:b/>
+          <w:bCs/>
+        </w:rPr>
+        <w:t>Tum</w:t>
+      </w:r>
+      <w:r>
+        <w:rPr>
+          <w:rFonts w:ascii="Arial" w:hAnsi="Arial" w:cs="Arial"/>
+          <w:b/>
+          <w:bCs/>
+        </w:rPr>
+        <w:t>a</w:t>
+      </w:r>
+      <w:r>
+        <w:rPr>
+          <w:rFonts w:ascii="Arial" w:hAnsi="Arial" w:cs="Arial"/>
+          <w:b/>
+          <w:bCs/>
+        </w:rPr>
+        <w:t>kuru</w:t>
       </w:r>
       <w:proofErr w:type="spellEnd"/>
-      <w:proofErr w:type="gramEnd"/>
       <w:r>
         <w:rPr>
           <w:rFonts w:ascii="Arial" w:hAnsi="Arial" w:cs="Arial"/>
@@ -231,21 +246,11 @@
           <w:rFonts w:ascii="Arial" w:hAnsi="Arial" w:cs="Arial"/>
         </w:rPr>
       </w:pPr>
-      <w:proofErr w:type="spellStart"/>
-      <w:proofErr w:type="gramStart"/>
-      <w:r>
-        <w:rPr>
-          <w:rFonts w:ascii="Arial" w:hAnsi="Arial" w:cs="Arial"/>
-        </w:rPr>
-        <w:t>Bachelor's</w:t>
-      </w:r>
-      <w:proofErr w:type="spellEnd"/>
-      <w:proofErr w:type="gramEnd"/>
-      <w:r>
-        <w:rPr>
-          <w:rFonts w:ascii="Arial" w:hAnsi="Arial" w:cs="Arial"/>
-        </w:rPr>
-        <w:t xml:space="preserve"> of Engineering in Information Science and Engineering  </w:t>
+      <w:r>
+        <w:rPr>
+          <w:rFonts w:ascii="Arial" w:hAnsi="Arial" w:cs="Arial"/>
+        </w:rPr>
+        <w:t xml:space="preserve">Bachelor of Engineering in Information Science and Engineering  </w:t>
       </w:r>
       <w:r>
         <w:rPr>
@@ -257,7 +262,31 @@
         <w:rPr>
           <w:rFonts w:ascii="Arial" w:hAnsi="Arial" w:cs="Arial"/>
         </w:rPr>
-        <w:t xml:space="preserve">• CGPA above 7.5 (Up to 5th Semester) • </w:t>
+        <w:t>• CGPA  7.5</w:t>
+      </w:r>
+      <w:r>
+        <w:rPr>
+          <w:rFonts w:ascii="Arial" w:hAnsi="Arial" w:cs="Arial"/>
+        </w:rPr>
+        <w:t>+</w:t>
+      </w:r>
+      <w:r>
+        <w:rPr>
+          <w:rFonts w:ascii="Arial" w:hAnsi="Arial" w:cs="Arial"/>
+        </w:rPr>
+        <w:t xml:space="preserve"> (Up to </w:t>
+      </w:r>
+      <w:r>
+        <w:rPr>
+          <w:rFonts w:ascii="Arial" w:hAnsi="Arial" w:cs="Arial"/>
+        </w:rPr>
+        <w:t>6</w:t>
+      </w:r>
+      <w:r>
+        <w:rPr>
+          <w:rFonts w:ascii="Arial" w:hAnsi="Arial" w:cs="Arial"/>
+        </w:rPr>
+        <w:t xml:space="preserve">th Semester) • </w:t>
       </w:r>
       <w:proofErr w:type="spellStart"/>
       <w:r>
@@ -295,16 +324,40 @@
           <w:b/>
           <w:bCs/>
         </w:rPr>
-        <w:t xml:space="preserve"> Pre-University College, </w:t>
-      </w:r>
-      <w:proofErr w:type="spellStart"/>
+        <w:t xml:space="preserve"> Pre-University College</w:t>
+      </w:r>
       <w:r>
         <w:rPr>
           <w:rFonts w:ascii="Arial" w:hAnsi="Arial" w:cs="Arial"/>
           <w:b/>
           <w:bCs/>
         </w:rPr>
-        <w:t>Tumkuru</w:t>
+        <w:t xml:space="preserve">, </w:t>
+      </w:r>
+      <w:proofErr w:type="spellStart"/>
+      <w:r>
+        <w:rPr>
+          <w:rFonts w:ascii="Arial" w:hAnsi="Arial" w:cs="Arial"/>
+          <w:b/>
+          <w:bCs/>
+        </w:rPr>
+        <w:t>Tum</w:t>
+      </w:r>
+      <w:r>
+        <w:rPr>
+          <w:rFonts w:ascii="Arial" w:hAnsi="Arial" w:cs="Arial"/>
+          <w:b/>
+          <w:bCs/>
+        </w:rPr>
+        <w:t>a</w:t>
+      </w:r>
+      <w:r>
+        <w:rPr>
+          <w:rFonts w:ascii="Arial" w:hAnsi="Arial" w:cs="Arial"/>
+          <w:b/>
+          <w:bCs/>
+        </w:rPr>
+        <w:t>kuru</w:t>
       </w:r>
       <w:proofErr w:type="spellEnd"/>
       <w:r>
@@ -379,7 +432,23 @@
           <w:b/>
           <w:bCs/>
         </w:rPr>
-        <w:t xml:space="preserve">Chethana Vidya Mandira, </w:t>
+        <w:t>Chethana Vidya Mandira</w:t>
+      </w:r>
+      <w:r>
+        <w:rPr>
+          <w:rFonts w:ascii="Arial" w:hAnsi="Arial" w:cs="Arial"/>
+          <w:b/>
+          <w:bCs/>
+        </w:rPr>
+        <w:t xml:space="preserve">, </w:t>
+      </w:r>
+      <w:r>
+        <w:rPr>
+          <w:rFonts w:ascii="Arial" w:hAnsi="Arial" w:cs="Arial"/>
+          <w:b/>
+          <w:bCs/>
+        </w:rPr>
+        <w:t xml:space="preserve"> </w:t>
       </w:r>
       <w:proofErr w:type="spellStart"/>
       <w:r>
@@ -514,19 +583,13 @@
               <w:rPr>
                 <w:rFonts w:ascii="Arial" w:hAnsi="Arial" w:cs="Arial"/>
               </w:rPr>
-              <w:t>python,</w:t>
+              <w:t>Java</w:t>
             </w:r>
             <w:r>
               <w:rPr>
                 <w:rFonts w:ascii="Arial" w:hAnsi="Arial" w:cs="Arial"/>
               </w:rPr>
-              <w:t xml:space="preserve"> SQL, </w:t>
-            </w:r>
-            <w:r>
-              <w:rPr>
-                <w:rFonts w:ascii="Arial" w:hAnsi="Arial" w:cs="Arial"/>
-              </w:rPr>
-              <w:t>C</w:t>
+              <w:t>, JavaScript</w:t>
             </w:r>
           </w:p>
           <w:p>
@@ -539,7 +602,19 @@
               <w:rPr>
                 <w:rFonts w:ascii="Arial" w:hAnsi="Arial" w:cs="Arial"/>
               </w:rPr>
-              <w:t>Mobile Dev: Flutter (Dart) – Mobile App Development</w:t>
+              <w:t xml:space="preserve">Web </w:t>
+            </w:r>
+            <w:r>
+              <w:rPr>
+                <w:rFonts w:ascii="Arial" w:hAnsi="Arial" w:cs="Arial"/>
+              </w:rPr>
+              <w:t>Technologies:</w:t>
+            </w:r>
+            <w:r>
+              <w:rPr>
+                <w:rFonts w:ascii="Arial" w:hAnsi="Arial" w:cs="Arial"/>
+              </w:rPr>
+              <w:t xml:space="preserve"> HTML, CSS</w:t>
             </w:r>
           </w:p>
           <w:p>
@@ -552,7 +627,7 @@
               <w:rPr>
                 <w:rFonts w:ascii="Arial" w:hAnsi="Arial" w:cs="Arial"/>
               </w:rPr>
-              <w:t>Web Dev: Full Stack Web Development, HTML, CSS, JavaScript</w:t>
+              <w:t>Databases: MySQL</w:t>
             </w:r>
           </w:p>
           <w:p>
@@ -565,7 +640,50 @@
               <w:rPr>
                 <w:rFonts w:ascii="Arial" w:hAnsi="Arial" w:cs="Arial"/>
               </w:rPr>
-              <w:t>Databases: MySQL, DBMS (query writing, schema design)</w:t>
+              <w:t>Tools:</w:t>
+            </w:r>
+            <w:r>
+              <w:rPr>
+                <w:rFonts w:ascii="Arial" w:hAnsi="Arial" w:cs="Arial"/>
+              </w:rPr>
+              <w:t xml:space="preserve"> </w:t>
+            </w:r>
+            <w:r>
+              <w:rPr>
+                <w:rFonts w:ascii="Arial" w:hAnsi="Arial" w:cs="Arial"/>
+              </w:rPr>
+              <w:t>Git</w:t>
+            </w:r>
+            <w:r>
+              <w:rPr>
+                <w:rFonts w:ascii="Arial" w:hAnsi="Arial" w:cs="Arial"/>
+              </w:rPr>
+              <w:t>, GitHub, VS Code</w:t>
+            </w:r>
+          </w:p>
+          <w:p>
+            <w:pPr>
+              <w:rPr>
+                <w:rFonts w:ascii="Arial" w:hAnsi="Arial" w:cs="Arial"/>
+              </w:rPr>
+            </w:pPr>
+            <w:r>
+              <w:rPr>
+                <w:rFonts w:ascii="Arial" w:hAnsi="Arial" w:cs="Arial"/>
+              </w:rPr>
+              <w:t>Frameworks: Flutter</w:t>
+            </w:r>
+            <w:r>
+              <w:rPr>
+                <w:rFonts w:ascii="Arial" w:hAnsi="Arial" w:cs="Arial"/>
+              </w:rPr>
+              <w:t xml:space="preserve"> </w:t>
+            </w:r>
+            <w:r>
+              <w:rPr>
+                <w:rFonts w:ascii="Arial" w:hAnsi="Arial" w:cs="Arial"/>
+              </w:rPr>
+              <w:t>(Dart)</w:t>
             </w:r>
           </w:p>
         </w:tc>
@@ -682,7 +800,29 @@
           <w:sz w:val="24"/>
           <w:szCs w:val="24"/>
         </w:rPr>
-        <w:t>EXPERIENCE &amp; CERTIFICATES</w:t>
+        <w:t>CERTIFICAT</w:t>
+      </w:r>
+      <w:r>
+        <w:rPr>
+          <w:rFonts w:ascii="Arial" w:hAnsi="Arial" w:cs="Arial"/>
+          <w:b/>
+          <w:bCs/>
+          <w:color w:val="1F1F1F"/>
+          <w:sz w:val="24"/>
+          <w:szCs w:val="24"/>
+        </w:rPr>
+        <w:t>ION</w:t>
+      </w:r>
+      <w:r>
+        <w:rPr>
+          <w:rFonts w:ascii="Arial" w:hAnsi="Arial" w:cs="Arial"/>
+          <w:b/>
+          <w:bCs/>
+          <w:color w:val="1F1F1F"/>
+          <w:sz w:val="24"/>
+          <w:szCs w:val="24"/>
+        </w:rPr>
+        <w:t xml:space="preserve"> &amp; WORKSHOPS</w:t>
       </w:r>
     </w:p>
     <w:p>
@@ -728,27 +868,13 @@
         <w:rPr>
           <w:rFonts w:ascii="Arial" w:hAnsi="Arial" w:cs="Arial"/>
         </w:rPr>
-        <w:t xml:space="preserve"> at </w:t>
-      </w:r>
-      <w:proofErr w:type="gramStart"/>
-      <w:r>
-        <w:rPr>
-          <w:rFonts w:ascii="Arial" w:hAnsi="Arial" w:cs="Arial"/>
-        </w:rPr>
-        <w:t>SSIT ,</w:t>
-      </w:r>
-      <w:r>
-        <w:rPr>
-          <w:rFonts w:ascii="Arial" w:hAnsi="Arial" w:cs="Arial"/>
-        </w:rPr>
-        <w:t>gaining</w:t>
-      </w:r>
-      <w:proofErr w:type="gramEnd"/>
-      <w:r>
-        <w:rPr>
-          <w:rFonts w:ascii="Arial" w:hAnsi="Arial" w:cs="Arial"/>
-        </w:rPr>
-        <w:t xml:space="preserve"> practical understanding of agile software testing methodologies and quality assurance processes.</w:t>
+        <w:t xml:space="preserve"> at SSIT ,</w:t>
+      </w:r>
+      <w:r>
+        <w:rPr>
+          <w:rFonts w:ascii="Arial" w:hAnsi="Arial" w:cs="Arial"/>
+        </w:rPr>
+        <w:t>gaining practical understanding of agile software testing methodologies and quality assurance processes.</w:t>
       </w:r>
     </w:p>
     <w:p>
@@ -939,7 +1065,6 @@
           <w:ilvl w:val="0"/>
           <w:numId w:val="1"/>
         </w:numPr>
-        <w:contextualSpacing w:val="0"/>
         <w:jc w:val="both"/>
         <w:rPr>
           <w:rFonts w:ascii="Arial" w:hAnsi="Arial" w:cs="Arial"/>
@@ -949,21 +1074,25 @@
         <w:rPr>
           <w:rFonts w:ascii="Arial" w:hAnsi="Arial" w:cs="Arial"/>
         </w:rPr>
-        <w:t xml:space="preserve">Developed an AI-based system to </w:t>
-      </w:r>
-      <w:proofErr w:type="spellStart"/>
-      <w:r>
-        <w:rPr>
-          <w:rFonts w:ascii="Arial" w:hAnsi="Arial" w:cs="Arial"/>
-        </w:rPr>
-        <w:t>analyze</w:t>
-      </w:r>
-      <w:proofErr w:type="spellEnd"/>
-      <w:r>
-        <w:rPr>
-          <w:rFonts w:ascii="Arial" w:hAnsi="Arial" w:cs="Arial"/>
-        </w:rPr>
-        <w:t xml:space="preserve"> user chat patterns and identify potential health emergencies in real time.</w:t>
+        <w:t>Technologies</w:t>
+      </w:r>
+      <w:r>
+        <w:rPr>
+          <w:rFonts w:ascii="Arial" w:hAnsi="Arial" w:cs="Arial"/>
+        </w:rPr>
+        <w:t xml:space="preserve">: </w:t>
+      </w:r>
+      <w:r>
+        <w:rPr>
+          <w:rFonts w:ascii="Arial" w:hAnsi="Arial" w:cs="Arial"/>
+        </w:rPr>
+        <w:t>HTML5, CSS, JavaScript, Bootstrap 5, Python, Flask, Scikit-learn, Pandas, NumPy, MySQL</w:t>
+      </w:r>
+      <w:r>
+        <w:rPr>
+          <w:rFonts w:ascii="Arial" w:hAnsi="Arial" w:cs="Arial"/>
+        </w:rPr>
+        <w:t>.</w:t>
       </w:r>
     </w:p>
     <w:p>
@@ -983,7 +1112,21 @@
         <w:rPr>
           <w:rFonts w:ascii="Arial" w:hAnsi="Arial" w:cs="Arial"/>
         </w:rPr>
-        <w:t>Designed an intelligent alert mechanism to detect risk indicators and notify caregivers or emergency contacts.</w:t>
+        <w:t xml:space="preserve">Developed an AI-based web application that </w:t>
+      </w:r>
+      <w:proofErr w:type="spellStart"/>
+      <w:r>
+        <w:rPr>
+          <w:rFonts w:ascii="Arial" w:hAnsi="Arial" w:cs="Arial"/>
+        </w:rPr>
+        <w:t>analyzes</w:t>
+      </w:r>
+      <w:proofErr w:type="spellEnd"/>
+      <w:r>
+        <w:rPr>
+          <w:rFonts w:ascii="Arial" w:hAnsi="Arial" w:cs="Arial"/>
+        </w:rPr>
+        <w:t xml:space="preserve"> chat patterns to detect potential health emergencies and sends alerts to caregivers.</w:t>
       </w:r>
     </w:p>
     <w:p>
@@ -995,15 +1138,346 @@
         <w:jc w:val="both"/>
         <w:rPr>
           <w:rFonts w:ascii="Arial" w:hAnsi="Arial" w:cs="Arial"/>
-        </w:rPr>
-      </w:pPr>
-      <w:r>
-        <w:rPr>
-          <w:rFonts w:ascii="Arial" w:hAnsi="Arial" w:cs="Arial"/>
           <w:b/>
           <w:bCs/>
         </w:rPr>
+      </w:pPr>
+      <w:r>
+        <w:rPr>
+          <w:rFonts w:ascii="Arial" w:hAnsi="Arial" w:cs="Arial"/>
+          <w:b/>
+          <w:bCs/>
+        </w:rPr>
         <w:t>Govt Scheme Unified Citizen Portal (Mini Project)</w:t>
+      </w:r>
+    </w:p>
+    <w:p>
+      <w:pPr>
+        <w:pStyle w:val="ListParagraph"/>
+        <w:numPr>
+          <w:ilvl w:val="1"/>
+          <w:numId w:val="5"/>
+        </w:numPr>
+        <w:tabs>
+          <w:tab w:val="right" w:pos="9600"/>
+        </w:tabs>
+        <w:spacing w:before="30"/>
+        <w:jc w:val="both"/>
+        <w:rPr>
+          <w:rFonts w:ascii="Arial" w:hAnsi="Arial" w:cs="Arial"/>
+        </w:rPr>
+      </w:pPr>
+      <w:r>
+        <w:rPr>
+          <w:rFonts w:ascii="Arial" w:hAnsi="Arial" w:cs="Arial"/>
+        </w:rPr>
+        <w:t>Technologies:</w:t>
+      </w:r>
+      <w:r>
+        <w:rPr>
+          <w:rFonts w:ascii="Arial" w:hAnsi="Arial" w:cs="Arial"/>
+        </w:rPr>
+        <w:t xml:space="preserve"> </w:t>
+      </w:r>
+      <w:r>
+        <w:rPr>
+          <w:rFonts w:ascii="Arial" w:hAnsi="Arial" w:cs="Arial"/>
+        </w:rPr>
+        <w:t>HTML, CSS, JavaScript, PHP, MySQL</w:t>
+      </w:r>
+      <w:r>
+        <w:rPr>
+          <w:rFonts w:ascii="Arial" w:hAnsi="Arial" w:cs="Arial"/>
+        </w:rPr>
+        <w:t>.</w:t>
+      </w:r>
+    </w:p>
+    <w:p>
+      <w:pPr>
+        <w:pStyle w:val="ListParagraph"/>
+        <w:numPr>
+          <w:ilvl w:val="1"/>
+          <w:numId w:val="5"/>
+        </w:numPr>
+        <w:tabs>
+          <w:tab w:val="right" w:pos="9600"/>
+        </w:tabs>
+        <w:spacing w:before="30"/>
+        <w:jc w:val="both"/>
+        <w:rPr>
+          <w:rFonts w:ascii="Arial" w:hAnsi="Arial" w:cs="Arial"/>
+        </w:rPr>
+      </w:pPr>
+      <w:r>
+        <w:rPr>
+          <w:rFonts w:ascii="Arial" w:hAnsi="Arial" w:cs="Arial"/>
+        </w:rPr>
+        <w:t>Developed a web-based portal for government welfare scheme eligibility checking and benefit tracking</w:t>
+      </w:r>
+      <w:r>
+        <w:rPr>
+          <w:rFonts w:ascii="Arial" w:hAnsi="Arial" w:cs="Arial"/>
+        </w:rPr>
+        <w:t>.</w:t>
+      </w:r>
+    </w:p>
+    <w:p>
+      <w:pPr>
+        <w:tabs>
+          <w:tab w:val="right" w:pos="9600"/>
+        </w:tabs>
+        <w:spacing w:before="30"/>
+        <w:jc w:val="both"/>
+        <w:rPr>
+          <w:rFonts w:ascii="Arial" w:hAnsi="Arial" w:cs="Arial"/>
+          <w:b/>
+          <w:bCs/>
+        </w:rPr>
+      </w:pPr>
+      <w:r>
+        <w:rPr>
+          <w:rFonts w:ascii="Arial" w:hAnsi="Arial" w:cs="Arial"/>
+          <w:b/>
+          <w:bCs/>
+        </w:rPr>
+        <w:t>Hangman Game</w:t>
+      </w:r>
+    </w:p>
+    <w:p>
+      <w:pPr>
+        <w:pStyle w:val="ListParagraph"/>
+        <w:numPr>
+          <w:ilvl w:val="0"/>
+          <w:numId w:val="6"/>
+        </w:numPr>
+        <w:tabs>
+          <w:tab w:val="right" w:pos="9600"/>
+        </w:tabs>
+        <w:spacing w:before="30"/>
+        <w:jc w:val="both"/>
+        <w:rPr>
+          <w:rFonts w:ascii="Arial" w:hAnsi="Arial" w:cs="Arial"/>
+        </w:rPr>
+      </w:pPr>
+      <w:r>
+        <w:rPr>
+          <w:rFonts w:ascii="Arial" w:hAnsi="Arial" w:cs="Arial"/>
+        </w:rPr>
+        <w:t>Technologies:</w:t>
+      </w:r>
+      <w:r>
+        <w:rPr>
+          <w:rFonts w:ascii="Arial" w:hAnsi="Arial" w:cs="Arial"/>
+        </w:rPr>
+        <w:t xml:space="preserve"> </w:t>
+      </w:r>
+      <w:r>
+        <w:rPr>
+          <w:rFonts w:ascii="Arial" w:hAnsi="Arial" w:cs="Arial"/>
+        </w:rPr>
+        <w:t>Java, Data Structures</w:t>
+      </w:r>
+      <w:r>
+        <w:rPr>
+          <w:rFonts w:ascii="Arial" w:hAnsi="Arial" w:cs="Arial"/>
+        </w:rPr>
+        <w:t>.</w:t>
+      </w:r>
+    </w:p>
+    <w:p>
+      <w:pPr>
+        <w:pStyle w:val="ListParagraph"/>
+        <w:numPr>
+          <w:ilvl w:val="0"/>
+          <w:numId w:val="6"/>
+        </w:numPr>
+        <w:tabs>
+          <w:tab w:val="right" w:pos="9600"/>
+        </w:tabs>
+        <w:spacing w:before="30"/>
+        <w:jc w:val="both"/>
+        <w:rPr>
+          <w:rFonts w:ascii="Arial" w:hAnsi="Arial" w:cs="Arial"/>
+        </w:rPr>
+      </w:pPr>
+      <w:r>
+        <w:rPr>
+          <w:rFonts w:ascii="Arial" w:hAnsi="Arial" w:cs="Arial"/>
+        </w:rPr>
+        <w:t>Developed a Hangman game with letter guessing, score tracking, and interactive gameplay.</w:t>
+      </w:r>
+    </w:p>
+    <w:p>
+      <w:pPr>
+        <w:tabs>
+          <w:tab w:val="right" w:pos="9600"/>
+        </w:tabs>
+        <w:spacing w:before="30"/>
+        <w:jc w:val="both"/>
+        <w:rPr>
+          <w:rFonts w:ascii="Arial" w:hAnsi="Arial" w:cs="Arial"/>
+        </w:rPr>
+      </w:pPr>
+      <w:r>
+        <w:rPr>
+          <w:rFonts w:ascii="Arial" w:hAnsi="Arial" w:cs="Arial"/>
+          <w:b/>
+          <w:bCs/>
+        </w:rPr>
+        <w:t>Alumni Student Connect Portal</w:t>
+      </w:r>
+    </w:p>
+    <w:p>
+      <w:pPr>
+        <w:pStyle w:val="ListParagraph"/>
+        <w:numPr>
+          <w:ilvl w:val="0"/>
+          <w:numId w:val="16"/>
+        </w:numPr>
+        <w:jc w:val="both"/>
+        <w:rPr>
+          <w:rFonts w:ascii="Arial" w:hAnsi="Arial" w:cs="Arial"/>
+        </w:rPr>
+      </w:pPr>
+      <w:r>
+        <w:rPr>
+          <w:rFonts w:ascii="Arial" w:hAnsi="Arial" w:cs="Arial"/>
+        </w:rPr>
+        <w:t xml:space="preserve">Technologies: </w:t>
+      </w:r>
+      <w:r>
+        <w:rPr>
+          <w:rFonts w:ascii="Arial" w:hAnsi="Arial" w:cs="Arial"/>
+        </w:rPr>
+        <w:t>PHP, MySQL, HTML, CSS, JavaScript</w:t>
+      </w:r>
+      <w:r>
+        <w:rPr>
+          <w:rFonts w:ascii="Arial" w:hAnsi="Arial" w:cs="Arial"/>
+        </w:rPr>
+        <w:t>.</w:t>
+      </w:r>
+    </w:p>
+    <w:p>
+      <w:pPr>
+        <w:pStyle w:val="ListParagraph"/>
+        <w:numPr>
+          <w:ilvl w:val="0"/>
+          <w:numId w:val="16"/>
+        </w:numPr>
+        <w:jc w:val="both"/>
+        <w:rPr>
+          <w:rFonts w:ascii="Arial" w:hAnsi="Arial" w:cs="Arial"/>
+        </w:rPr>
+      </w:pPr>
+      <w:r>
+        <w:rPr>
+          <w:rFonts w:ascii="Arial" w:hAnsi="Arial" w:cs="Arial"/>
+        </w:rPr>
+        <w:t>Developed a portal connecting students and alumni for mentorship, networking, and career guidance</w:t>
+      </w:r>
+      <w:r>
+        <w:rPr>
+          <w:rFonts w:ascii="Arial" w:hAnsi="Arial" w:cs="Arial"/>
+        </w:rPr>
+        <w:t>.</w:t>
+      </w:r>
+    </w:p>
+    <w:p>
+      <w:pPr>
+        <w:spacing w:before="100" w:after="30"/>
+        <w:jc w:val="both"/>
+        <w:rPr>
+          <w:rFonts w:ascii="Arial" w:hAnsi="Arial" w:cs="Arial"/>
+          <w:sz w:val="24"/>
+          <w:szCs w:val="24"/>
+        </w:rPr>
+      </w:pPr>
+      <w:r>
+        <w:rPr>
+          <w:rFonts w:ascii="Arial" w:hAnsi="Arial" w:cs="Arial"/>
+          <w:b/>
+          <w:bCs/>
+          <w:color w:val="1F1F1F"/>
+          <w:sz w:val="24"/>
+          <w:szCs w:val="24"/>
+        </w:rPr>
+        <w:t>ACHIEVEMENTS &amp; ACTIVITIES</w:t>
+      </w:r>
+    </w:p>
+    <w:p>
+      <w:pPr>
+        <w:tabs>
+          <w:tab w:val="right" w:pos="9600"/>
+        </w:tabs>
+        <w:spacing w:before="30"/>
+        <w:rPr>
+          <w:rFonts w:ascii="Arial" w:hAnsi="Arial" w:cs="Arial"/>
+          <w:b/>
+          <w:bCs/>
+        </w:rPr>
+      </w:pPr>
+      <w:r>
+        <w:rPr>
+          <w:rFonts w:ascii="Arial" w:hAnsi="Arial" w:cs="Arial"/>
+          <w:b/>
+          <w:bCs/>
+        </w:rPr>
+        <w:t>2-Day Workshop on Industrial IoT and Embedded Microcontroller</w:t>
+      </w:r>
+    </w:p>
+    <w:p>
+      <w:pPr>
+        <w:tabs>
+          <w:tab w:val="right" w:pos="9600"/>
+        </w:tabs>
+        <w:spacing w:before="30"/>
+        <w:rPr>
+          <w:rFonts w:ascii="Arial" w:hAnsi="Arial" w:cs="Arial"/>
+        </w:rPr>
+      </w:pPr>
+      <w:r>
+        <w:rPr>
+          <w:rFonts w:ascii="Arial" w:hAnsi="Arial" w:cs="Arial"/>
+        </w:rPr>
+        <w:t xml:space="preserve">Organized by the Department of Information Science and Technology, where I explored embedded systems programming and industrial IoT architectures and </w:t>
+      </w:r>
+      <w:r>
+        <w:rPr>
+          <w:rFonts w:ascii="Arial" w:hAnsi="Arial" w:cs="Arial"/>
+        </w:rPr>
+        <w:t>receive</w:t>
+      </w:r>
+      <w:r>
+        <w:rPr>
+          <w:rFonts w:ascii="Arial" w:hAnsi="Arial" w:cs="Arial"/>
+        </w:rPr>
+        <w:t>d</w:t>
+      </w:r>
+      <w:r>
+        <w:rPr>
+          <w:rFonts w:ascii="Arial" w:hAnsi="Arial" w:cs="Arial"/>
+        </w:rPr>
+        <w:t xml:space="preserve"> an award.</w:t>
+      </w:r>
+    </w:p>
+    <w:p>
+      <w:pPr>
+        <w:tabs>
+          <w:tab w:val="right" w:pos="9600"/>
+        </w:tabs>
+        <w:spacing w:before="30"/>
+        <w:rPr>
+          <w:rFonts w:ascii="Arial" w:hAnsi="Arial" w:cs="Arial"/>
+        </w:rPr>
+      </w:pPr>
+      <w:r>
+        <w:rPr>
+          <w:rFonts w:ascii="Arial" w:hAnsi="Arial" w:cs="Arial"/>
+          <w:b/>
+          <w:bCs/>
+        </w:rPr>
+        <w:t>Volunteer – Technical Workshops</w:t>
       </w:r>
     </w:p>
     <w:p>
@@ -1014,102 +1488,20 @@
           <w:numId w:val="1"/>
         </w:numPr>
         <w:contextualSpacing w:val="0"/>
-        <w:jc w:val="both"/>
-        <w:rPr>
-          <w:rFonts w:ascii="Arial" w:hAnsi="Arial" w:cs="Arial"/>
-        </w:rPr>
-      </w:pPr>
-      <w:r>
-        <w:rPr>
-          <w:rFonts w:ascii="Arial" w:hAnsi="Arial" w:cs="Arial"/>
-        </w:rPr>
-        <w:t>Developed a web-based portal to automate government welfare scheme eligibility checking and benefit tracking.</w:t>
+        <w:rPr>
+          <w:rFonts w:ascii="Arial" w:hAnsi="Arial" w:cs="Arial"/>
+        </w:rPr>
+      </w:pPr>
+      <w:r>
+        <w:rPr>
+          <w:rFonts w:ascii="Arial" w:hAnsi="Arial" w:cs="Arial"/>
+        </w:rPr>
+        <w:t>Volunteered in organising and coordinating departmental technical workshops.</w:t>
       </w:r>
     </w:p>
     <w:p>
       <w:pPr>
-        <w:tabs>
-          <w:tab w:val="right" w:pos="9600"/>
-        </w:tabs>
-        <w:spacing w:before="30"/>
-        <w:jc w:val="both"/>
-        <w:rPr>
-          <w:rFonts w:ascii="Arial" w:hAnsi="Arial" w:cs="Arial"/>
-        </w:rPr>
-      </w:pPr>
-      <w:r>
-        <w:rPr>
-          <w:rFonts w:ascii="Arial" w:hAnsi="Arial" w:cs="Arial"/>
-          <w:b/>
-          <w:bCs/>
-        </w:rPr>
-        <w:t>Hangman Game</w:t>
-      </w:r>
-    </w:p>
-    <w:p>
-      <w:pPr>
-        <w:pStyle w:val="ListParagraph"/>
-        <w:numPr>
-          <w:ilvl w:val="0"/>
-          <w:numId w:val="1"/>
-        </w:numPr>
-        <w:contextualSpacing w:val="0"/>
-        <w:jc w:val="both"/>
-        <w:rPr>
-          <w:rFonts w:ascii="Arial" w:hAnsi="Arial" w:cs="Arial"/>
-        </w:rPr>
-      </w:pPr>
-      <w:r>
-        <w:rPr>
-          <w:rFonts w:ascii="Arial" w:hAnsi="Arial" w:cs="Arial"/>
-        </w:rPr>
-        <w:t>Built a Hangman Game with letter-based guessing, score management, and user-friendly interaction.</w:t>
-      </w:r>
-    </w:p>
-    <w:p>
-      <w:pPr>
-        <w:tabs>
-          <w:tab w:val="right" w:pos="9600"/>
-        </w:tabs>
-        <w:spacing w:before="30"/>
-        <w:jc w:val="both"/>
-        <w:rPr>
-          <w:rFonts w:ascii="Arial" w:hAnsi="Arial" w:cs="Arial"/>
-        </w:rPr>
-      </w:pPr>
-      <w:r>
-        <w:rPr>
-          <w:rFonts w:ascii="Arial" w:hAnsi="Arial" w:cs="Arial"/>
-          <w:b/>
-          <w:bCs/>
-        </w:rPr>
-        <w:t>Alumni Student Connect Portal</w:t>
-      </w:r>
-    </w:p>
-    <w:p>
-      <w:pPr>
-        <w:pStyle w:val="ListParagraph"/>
-        <w:numPr>
-          <w:ilvl w:val="0"/>
-          <w:numId w:val="1"/>
-        </w:numPr>
-        <w:contextualSpacing w:val="0"/>
-        <w:jc w:val="both"/>
-        <w:rPr>
-          <w:rFonts w:ascii="Arial" w:hAnsi="Arial" w:cs="Arial"/>
-        </w:rPr>
-      </w:pPr>
-      <w:r>
-        <w:rPr>
-          <w:rFonts w:ascii="Arial" w:hAnsi="Arial" w:cs="Arial"/>
-        </w:rPr>
-        <w:t>Developed a portal bridging students and alumni, enabling mentorship, networking, and career guidance for internships and placements.</w:t>
-      </w:r>
-    </w:p>
-    <w:p>
-      <w:pPr>
         <w:spacing w:before="100" w:after="30"/>
-        <w:jc w:val="both"/>
         <w:rPr>
           <w:rFonts w:ascii="Arial" w:hAnsi="Arial" w:cs="Arial"/>
           <w:sz w:val="24"/>
@@ -1125,226 +1517,48 @@
           <w:sz w:val="24"/>
           <w:szCs w:val="24"/>
         </w:rPr>
-        <w:t>ACHIEVEMENTS &amp; ACTIVITIES</w:t>
+        <w:t>LANGUAGES &amp; INTERESTS</w:t>
       </w:r>
     </w:p>
     <w:p>
       <w:pPr>
-        <w:tabs>
-          <w:tab w:val="right" w:pos="9600"/>
-        </w:tabs>
-        <w:spacing w:before="30"/>
-        <w:rPr>
-          <w:rFonts w:ascii="Arial" w:hAnsi="Arial" w:cs="Arial"/>
-          <w:b/>
-          <w:bCs/>
-        </w:rPr>
-      </w:pPr>
-      <w:r>
-        <w:rPr>
-          <w:rFonts w:ascii="Arial" w:hAnsi="Arial" w:cs="Arial"/>
-          <w:b/>
-          <w:bCs/>
-        </w:rPr>
-        <w:t>2-Day Workshop on Industrial IoT and Embedded Microcontroller</w:t>
+        <w:rPr>
+          <w:rFonts w:ascii="Arial" w:hAnsi="Arial" w:cs="Arial"/>
+        </w:rPr>
+      </w:pPr>
+      <w:r>
+        <w:rPr>
+          <w:rFonts w:ascii="Arial" w:hAnsi="Arial" w:cs="Arial"/>
+        </w:rPr>
+        <w:t xml:space="preserve">Languages: Kannada  | English  | Hindi </w:t>
       </w:r>
     </w:p>
     <w:p>
       <w:pPr>
-        <w:tabs>
-          <w:tab w:val="right" w:pos="9600"/>
-        </w:tabs>
-        <w:spacing w:before="30"/>
-        <w:rPr>
-          <w:rFonts w:ascii="Arial" w:hAnsi="Arial" w:cs="Arial"/>
-        </w:rPr>
-      </w:pPr>
-      <w:r>
-        <w:rPr>
-          <w:rFonts w:ascii="Arial" w:hAnsi="Arial" w:cs="Arial"/>
-        </w:rPr>
-        <w:t>Organized by the Department of Information Science and Technology, where I explored embedded systems programming and industrial IoT architectures and won an award.</w:t>
-      </w:r>
-    </w:p>
-    <w:p>
-      <w:pPr>
-        <w:tabs>
-          <w:tab w:val="right" w:pos="9600"/>
-        </w:tabs>
-        <w:spacing w:before="30"/>
-        <w:rPr>
-          <w:rFonts w:ascii="Arial" w:hAnsi="Arial" w:cs="Arial"/>
-        </w:rPr>
-      </w:pPr>
-      <w:r>
-        <w:rPr>
-          <w:rFonts w:ascii="Arial" w:hAnsi="Arial" w:cs="Arial"/>
-          <w:b/>
-          <w:bCs/>
-        </w:rPr>
-        <w:t>Volunteer – Technical Workshops</w:t>
-      </w:r>
-    </w:p>
-    <w:p>
-      <w:pPr>
-        <w:pStyle w:val="ListParagraph"/>
-        <w:numPr>
-          <w:ilvl w:val="0"/>
-          <w:numId w:val="1"/>
-        </w:numPr>
-        <w:contextualSpacing w:val="0"/>
-        <w:rPr>
-          <w:rFonts w:ascii="Arial" w:hAnsi="Arial" w:cs="Arial"/>
-        </w:rPr>
-      </w:pPr>
-      <w:r>
-        <w:rPr>
-          <w:rFonts w:ascii="Arial" w:hAnsi="Arial" w:cs="Arial"/>
-        </w:rPr>
-        <w:t>Volunteered in organising and coordinating departmental technical workshops.</w:t>
-      </w:r>
-    </w:p>
-    <w:p>
-      <w:pPr>
-        <w:tabs>
-          <w:tab w:val="right" w:pos="9600"/>
-        </w:tabs>
-        <w:spacing w:before="30"/>
-        <w:rPr>
-          <w:rFonts w:ascii="Arial" w:hAnsi="Arial" w:cs="Arial"/>
-        </w:rPr>
-      </w:pPr>
-      <w:r>
-        <w:rPr>
-          <w:rFonts w:ascii="Arial" w:hAnsi="Arial" w:cs="Arial"/>
-          <w:b/>
-          <w:bCs/>
-        </w:rPr>
-        <w:t>Volunteer – Project Exhibition</w:t>
-      </w:r>
-    </w:p>
-    <w:p>
-      <w:pPr>
-        <w:pStyle w:val="ListParagraph"/>
-        <w:numPr>
-          <w:ilvl w:val="0"/>
-          <w:numId w:val="1"/>
-        </w:numPr>
-        <w:contextualSpacing w:val="0"/>
-      </w:pPr>
-      <w:r>
-        <w:rPr>
-          <w:rFonts w:ascii="Arial" w:hAnsi="Arial" w:cs="Arial"/>
-        </w:rPr>
-        <w:t>Volunteered at the department's project exhibition, assisting with coordination and showcasing student projects</w:t>
-      </w:r>
-      <w:r>
-        <w:rPr>
-          <w:sz w:val="16"/>
-          <w:szCs w:val="16"/>
-        </w:rPr>
-        <w:t>.</w:t>
-      </w:r>
-    </w:p>
-    <w:p>
-      <w:pPr>
-        <w:spacing w:before="100" w:after="30"/>
-        <w:rPr>
-          <w:rFonts w:ascii="Arial" w:hAnsi="Arial" w:cs="Arial"/>
-          <w:sz w:val="24"/>
-          <w:szCs w:val="24"/>
-        </w:rPr>
-      </w:pPr>
-      <w:r>
-        <w:rPr>
-          <w:rFonts w:ascii="Arial" w:hAnsi="Arial" w:cs="Arial"/>
-          <w:b/>
-          <w:bCs/>
-          <w:color w:val="1F1F1F"/>
-          <w:sz w:val="24"/>
-          <w:szCs w:val="24"/>
-        </w:rPr>
-        <w:t>LANGUAGES &amp; INTERESTS</w:t>
-      </w:r>
-    </w:p>
-    <w:p>
-      <w:pPr>
-        <w:rPr>
-          <w:rFonts w:ascii="Arial" w:hAnsi="Arial" w:cs="Arial"/>
-        </w:rPr>
-      </w:pPr>
-      <w:r>
-        <w:rPr>
-          <w:rFonts w:ascii="Arial" w:hAnsi="Arial" w:cs="Arial"/>
-        </w:rPr>
-        <w:t xml:space="preserve">Languages: </w:t>
-      </w:r>
-      <w:proofErr w:type="gramStart"/>
-      <w:r>
-        <w:rPr>
-          <w:rFonts w:ascii="Arial" w:hAnsi="Arial" w:cs="Arial"/>
-        </w:rPr>
-        <w:t>Kannada  |</w:t>
-      </w:r>
-      <w:proofErr w:type="gramEnd"/>
-      <w:r>
-        <w:rPr>
-          <w:rFonts w:ascii="Arial" w:hAnsi="Arial" w:cs="Arial"/>
-        </w:rPr>
+        <w:rPr>
+          <w:rFonts w:ascii="Arial" w:hAnsi="Arial" w:cs="Arial"/>
+        </w:rPr>
+      </w:pPr>
+      <w:r>
+        <w:rPr>
+          <w:rFonts w:ascii="Arial" w:hAnsi="Arial" w:cs="Arial"/>
+        </w:rPr>
+        <w:t>Interests</w:t>
+      </w:r>
+      <w:r>
+        <w:rPr>
+          <w:rFonts w:ascii="Arial" w:hAnsi="Arial" w:cs="Arial"/>
+        </w:rPr>
+        <w:t>:</w:t>
+      </w:r>
+      <w:r>
         <w:t xml:space="preserve"> </w:t>
       </w:r>
-      <w:proofErr w:type="gramStart"/>
-      <w:r>
-        <w:rPr>
-          <w:rFonts w:ascii="Arial" w:hAnsi="Arial" w:cs="Arial"/>
-        </w:rPr>
-        <w:t>English  |</w:t>
-      </w:r>
-      <w:proofErr w:type="gramEnd"/>
-      <w:r>
-        <w:rPr>
-          <w:rFonts w:ascii="Arial" w:hAnsi="Arial" w:cs="Arial"/>
-        </w:rPr>
-        <w:t xml:space="preserve"> Hindi </w:t>
-      </w:r>
-    </w:p>
-    <w:p>
-      <w:pPr>
-        <w:rPr>
-          <w:rFonts w:ascii="Arial" w:hAnsi="Arial" w:cs="Arial"/>
-        </w:rPr>
-      </w:pPr>
-      <w:r>
-        <w:rPr>
-          <w:rFonts w:ascii="Arial" w:hAnsi="Arial" w:cs="Arial"/>
-        </w:rPr>
-        <w:t xml:space="preserve">Interests: Full Stack Web Development, Mobile App </w:t>
-      </w:r>
-      <w:proofErr w:type="gramStart"/>
-      <w:r>
-        <w:rPr>
-          <w:rFonts w:ascii="Arial" w:hAnsi="Arial" w:cs="Arial"/>
-        </w:rPr>
-        <w:t xml:space="preserve">Development,  </w:t>
-      </w:r>
-      <w:r>
-        <w:rPr>
-          <w:rFonts w:ascii="Arial" w:hAnsi="Arial" w:cs="Arial"/>
-        </w:rPr>
-        <w:t>l</w:t>
-      </w:r>
-      <w:r>
-        <w:rPr>
-          <w:rFonts w:ascii="Arial" w:hAnsi="Arial" w:cs="Arial"/>
-        </w:rPr>
-        <w:t>earning</w:t>
-      </w:r>
-      <w:proofErr w:type="gramEnd"/>
-      <w:r>
-        <w:rPr>
-          <w:rFonts w:ascii="Arial" w:hAnsi="Arial" w:cs="Arial"/>
-        </w:rPr>
-        <w:t xml:space="preserve"> Emerging Technologies</w:t>
+      <w:r>
+        <w:rPr>
+          <w:rFonts w:ascii="Arial" w:hAnsi="Arial" w:cs="Arial"/>
+        </w:rPr>
+        <w:t>Software Development, Java Development, Web Development, Problem Solving.</w:t>
       </w:r>
     </w:p>
     <w:p/>
@@ -1361,6 +1575,446 @@
 <file path=word/numbering.xml><?xml version="1.0" encoding="utf-8"?>
 <w:numbering xmlns:wpc="http://schemas.microsoft.com/office/word/2010/wordprocessingCanvas" xmlns:cx="http://schemas.microsoft.com/office/drawing/2014/chartex" xmlns:cx1="http://schemas.microsoft.com/office/drawing/2015/9/8/chartex" xmlns:cx2="http://schemas.microsoft.com/office/drawing/2015/10/21/chartex" xmlns:cx3="http://schemas.microsoft.com/office/drawing/2016/5/9/chartex" xmlns:cx4="http://schemas.microsoft.com/office/drawing/2016/5/10/chartex" xmlns:cx5="http://schemas.microsoft.com/office/drawing/2016/5/11/chartex" xmlns:cx6="http://schemas.microsoft.com/office/drawing/2016/5/12/chartex" xmlns:cx7="http://schemas.microsoft.com/office/drawing/2016/5/13/chartex" xmlns:cx8="http://schemas.microsoft.com/office/drawing/2016/5/14/chartex" xmlns:mc="http://schemas.openxmlformats.org/markup-compatibility/2006" xmlns:aink="http://schemas.microsoft.com/office/drawing/2016/ink" xmlns:am3d="http://schemas.microsoft.com/office/drawing/2017/model3d" xmlns:o="urn:schemas-microsoft-com:office:office" xmlns:oel="http://schemas.microsoft.com/office/2019/extlst" xmlns:r="http://schemas.openxmlformats.org/officeDocument/2006/relationships" xmlns:m="http://schemas.openxmlformats.org/officeDocument/2006/math" xmlns:v="urn:schemas-microsoft-com:vml" xmlns:wp14="http://schemas.microsoft.com/office/word/2010/wordprocessingDrawing" xmlns:wp="http://schemas.openxmlformats.org/drawingml/2006/wordprocessingDrawing" xmlns:w10="urn:schemas-microsoft-com:office:word" xmlns:w="http://schemas.openxmlformats.org/wordprocessingml/2006/main" xmlns:w14="http://schemas.microsoft.com/office/word/2010/wordml" xmlns:w15="http://schemas.microsoft.com/office/word/2012/wordml" xmlns:w16cex="http://schemas.microsoft.com/office/word/2018/wordml/cex" xmlns:w16cid="http://schemas.microsoft.com/office/word/2016/wordml/cid" xmlns:w16="http://schemas.microsoft.com/office/word/2018/wordml" xmlns:w16du="http://schemas.microsoft.com/office/word/2023/wordml/word16du" xmlns:w16sdtdh="http://schemas.microsoft.com/office/word/2020/wordml/sdtdatahash" xmlns:w16sdtfl="http://schemas.microsoft.com/office/word/2024/wordml/sdtformatlock" xmlns:w16se="http://schemas.microsoft.com/office/word/2015/wordml/symex" xmlns:wpg="http://schemas.microsoft.com/office/word/2010/wordprocessingGroup" xmlns:wpi="http://schemas.microsoft.com/office/word/2010/wordprocessingInk" xmlns:wne="http://schemas.microsoft.com/office/word/2006/wordml" xmlns:wps="http://schemas.microsoft.com/office/word/2010/wordprocessingShape" mc:Ignorable="w14 w15 w16se w16cid w16 w16cex w16sdtdh w16sdtfl w16du wp14">
   <w:abstractNum w:abstractNumId="0" w15:restartNumberingAfterBreak="0">
+    <w:nsid w:val="06A05583"/>
+    <w:multiLevelType w:val="hybridMultilevel"/>
+    <w:tmpl w:val="B756076E"/>
+    <w:lvl w:ilvl="0" w:tplc="DDD4B3C4">
+      <w:start w:val="1"/>
+      <w:numFmt w:val="bullet"/>
+      <w:lvlText w:val="●"/>
+      <w:lvlJc w:val="left"/>
+      <w:pPr>
+        <w:ind w:left="720" w:hanging="360"/>
+      </w:pPr>
+    </w:lvl>
+    <w:lvl w:ilvl="1" w:tplc="40090003">
+      <w:start w:val="1"/>
+      <w:numFmt w:val="bullet"/>
+      <w:lvlText w:val="o"/>
+      <w:lvlJc w:val="left"/>
+      <w:pPr>
+        <w:ind w:left="1440" w:hanging="360"/>
+      </w:pPr>
+      <w:rPr>
+        <w:rFonts w:ascii="Courier New" w:hAnsi="Courier New" w:cs="Courier New" w:hint="default"/>
+      </w:rPr>
+    </w:lvl>
+    <w:lvl w:ilvl="2" w:tplc="40090005">
+      <w:start w:val="1"/>
+      <w:numFmt w:val="bullet"/>
+      <w:lvlText w:val=""/>
+      <w:lvlJc w:val="left"/>
+      <w:pPr>
+        <w:ind w:left="2160" w:hanging="360"/>
+      </w:pPr>
+      <w:rPr>
+        <w:rFonts w:ascii="Wingdings" w:hAnsi="Wingdings" w:hint="default"/>
+      </w:rPr>
+    </w:lvl>
+    <w:lvl w:ilvl="3" w:tplc="40090001" w:tentative="1">
+      <w:start w:val="1"/>
+      <w:numFmt w:val="bullet"/>
+      <w:lvlText w:val=""/>
+      <w:lvlJc w:val="left"/>
+      <w:pPr>
+        <w:ind w:left="2880" w:hanging="360"/>
+      </w:pPr>
+      <w:rPr>
+        <w:rFonts w:ascii="Symbol" w:hAnsi="Symbol" w:hint="default"/>
+      </w:rPr>
+    </w:lvl>
+    <w:lvl w:ilvl="4" w:tplc="40090003" w:tentative="1">
+      <w:start w:val="1"/>
+      <w:numFmt w:val="bullet"/>
+      <w:lvlText w:val="o"/>
+      <w:lvlJc w:val="left"/>
+      <w:pPr>
+        <w:ind w:left="3600" w:hanging="360"/>
+      </w:pPr>
+      <w:rPr>
+        <w:rFonts w:ascii="Courier New" w:hAnsi="Courier New" w:cs="Courier New" w:hint="default"/>
+      </w:rPr>
+    </w:lvl>
+    <w:lvl w:ilvl="5" w:tplc="40090005" w:tentative="1">
+      <w:start w:val="1"/>
+      <w:numFmt w:val="bullet"/>
+      <w:lvlText w:val=""/>
+      <w:lvlJc w:val="left"/>
+      <w:pPr>
+        <w:ind w:left="4320" w:hanging="360"/>
+      </w:pPr>
+      <w:rPr>
+        <w:rFonts w:ascii="Wingdings" w:hAnsi="Wingdings" w:hint="default"/>
+      </w:rPr>
+    </w:lvl>
+    <w:lvl w:ilvl="6" w:tplc="40090001" w:tentative="1">
+      <w:start w:val="1"/>
+      <w:numFmt w:val="bullet"/>
+      <w:lvlText w:val=""/>
+      <w:lvlJc w:val="left"/>
+      <w:pPr>
+        <w:ind w:left="5040" w:hanging="360"/>
+      </w:pPr>
+      <w:rPr>
+        <w:rFonts w:ascii="Symbol" w:hAnsi="Symbol" w:hint="default"/>
+      </w:rPr>
+    </w:lvl>
+    <w:lvl w:ilvl="7" w:tplc="40090003" w:tentative="1">
+      <w:start w:val="1"/>
+      <w:numFmt w:val="bullet"/>
+      <w:lvlText w:val="o"/>
+      <w:lvlJc w:val="left"/>
+      <w:pPr>
+        <w:ind w:left="5760" w:hanging="360"/>
+      </w:pPr>
+      <w:rPr>
+        <w:rFonts w:ascii="Courier New" w:hAnsi="Courier New" w:cs="Courier New" w:hint="default"/>
+      </w:rPr>
+    </w:lvl>
+    <w:lvl w:ilvl="8" w:tplc="40090005" w:tentative="1">
+      <w:start w:val="1"/>
+      <w:numFmt w:val="bullet"/>
+      <w:lvlText w:val=""/>
+      <w:lvlJc w:val="left"/>
+      <w:pPr>
+        <w:ind w:left="6480" w:hanging="360"/>
+      </w:pPr>
+      <w:rPr>
+        <w:rFonts w:ascii="Wingdings" w:hAnsi="Wingdings" w:hint="default"/>
+      </w:rPr>
+    </w:lvl>
+  </w:abstractNum>
+  <w:abstractNum w:abstractNumId="1" w15:restartNumberingAfterBreak="0">
+    <w:nsid w:val="12602A20"/>
+    <w:multiLevelType w:val="hybridMultilevel"/>
+    <w:tmpl w:val="A7AE5A7C"/>
+    <w:lvl w:ilvl="0" w:tplc="DDD4B3C4">
+      <w:start w:val="1"/>
+      <w:numFmt w:val="bullet"/>
+      <w:lvlText w:val="●"/>
+      <w:lvlJc w:val="left"/>
+      <w:pPr>
+        <w:ind w:left="720" w:hanging="360"/>
+      </w:pPr>
+    </w:lvl>
+    <w:lvl w:ilvl="1" w:tplc="40090003">
+      <w:start w:val="1"/>
+      <w:numFmt w:val="bullet"/>
+      <w:lvlText w:val="o"/>
+      <w:lvlJc w:val="left"/>
+      <w:pPr>
+        <w:ind w:left="1440" w:hanging="360"/>
+      </w:pPr>
+      <w:rPr>
+        <w:rFonts w:ascii="Courier New" w:hAnsi="Courier New" w:cs="Courier New" w:hint="default"/>
+      </w:rPr>
+    </w:lvl>
+    <w:lvl w:ilvl="2" w:tplc="40090005" w:tentative="1">
+      <w:start w:val="1"/>
+      <w:numFmt w:val="bullet"/>
+      <w:lvlText w:val=""/>
+      <w:lvlJc w:val="left"/>
+      <w:pPr>
+        <w:ind w:left="2160" w:hanging="360"/>
+      </w:pPr>
+      <w:rPr>
+        <w:rFonts w:ascii="Wingdings" w:hAnsi="Wingdings" w:hint="default"/>
+      </w:rPr>
+    </w:lvl>
+    <w:lvl w:ilvl="3" w:tplc="40090001" w:tentative="1">
+      <w:start w:val="1"/>
+      <w:numFmt w:val="bullet"/>
+      <w:lvlText w:val=""/>
+      <w:lvlJc w:val="left"/>
+      <w:pPr>
+        <w:ind w:left="2880" w:hanging="360"/>
+      </w:pPr>
+      <w:rPr>
+        <w:rFonts w:ascii="Symbol" w:hAnsi="Symbol" w:hint="default"/>
+      </w:rPr>
+    </w:lvl>
+    <w:lvl w:ilvl="4" w:tplc="40090003" w:tentative="1">
+      <w:start w:val="1"/>
+      <w:numFmt w:val="bullet"/>
+      <w:lvlText w:val="o"/>
+      <w:lvlJc w:val="left"/>
+      <w:pPr>
+        <w:ind w:left="3600" w:hanging="360"/>
+      </w:pPr>
+      <w:rPr>
+        <w:rFonts w:ascii="Courier New" w:hAnsi="Courier New" w:cs="Courier New" w:hint="default"/>
+      </w:rPr>
+    </w:lvl>
+    <w:lvl w:ilvl="5" w:tplc="40090005" w:tentative="1">
+      <w:start w:val="1"/>
+      <w:numFmt w:val="bullet"/>
+      <w:lvlText w:val=""/>
+      <w:lvlJc w:val="left"/>
+      <w:pPr>
+        <w:ind w:left="4320" w:hanging="360"/>
+      </w:pPr>
+      <w:rPr>
+        <w:rFonts w:ascii="Wingdings" w:hAnsi="Wingdings" w:hint="default"/>
+      </w:rPr>
+    </w:lvl>
+    <w:lvl w:ilvl="6" w:tplc="40090001" w:tentative="1">
+      <w:start w:val="1"/>
+      <w:numFmt w:val="bullet"/>
+      <w:lvlText w:val=""/>
+      <w:lvlJc w:val="left"/>
+      <w:pPr>
+        <w:ind w:left="5040" w:hanging="360"/>
+      </w:pPr>
+      <w:rPr>
+        <w:rFonts w:ascii="Symbol" w:hAnsi="Symbol" w:hint="default"/>
+      </w:rPr>
+    </w:lvl>
+    <w:lvl w:ilvl="7" w:tplc="40090003" w:tentative="1">
+      <w:start w:val="1"/>
+      <w:numFmt w:val="bullet"/>
+      <w:lvlText w:val="o"/>
+      <w:lvlJc w:val="left"/>
+      <w:pPr>
+        <w:ind w:left="5760" w:hanging="360"/>
+      </w:pPr>
+      <w:rPr>
+        <w:rFonts w:ascii="Courier New" w:hAnsi="Courier New" w:cs="Courier New" w:hint="default"/>
+      </w:rPr>
+    </w:lvl>
+    <w:lvl w:ilvl="8" w:tplc="40090005" w:tentative="1">
+      <w:start w:val="1"/>
+      <w:numFmt w:val="bullet"/>
+      <w:lvlText w:val=""/>
+      <w:lvlJc w:val="left"/>
+      <w:pPr>
+        <w:ind w:left="6480" w:hanging="360"/>
+      </w:pPr>
+      <w:rPr>
+        <w:rFonts w:ascii="Wingdings" w:hAnsi="Wingdings" w:hint="default"/>
+      </w:rPr>
+    </w:lvl>
+  </w:abstractNum>
+  <w:abstractNum w:abstractNumId="2" w15:restartNumberingAfterBreak="0">
+    <w:nsid w:val="1B082F0B"/>
+    <w:multiLevelType w:val="hybridMultilevel"/>
+    <w:tmpl w:val="0AF24E52"/>
+    <w:lvl w:ilvl="0" w:tplc="DDD4B3C4">
+      <w:start w:val="1"/>
+      <w:numFmt w:val="bullet"/>
+      <w:lvlText w:val="●"/>
+      <w:lvlJc w:val="left"/>
+      <w:pPr>
+        <w:ind w:left="720" w:hanging="360"/>
+      </w:pPr>
+    </w:lvl>
+    <w:lvl w:ilvl="1" w:tplc="40090003" w:tentative="1">
+      <w:start w:val="1"/>
+      <w:numFmt w:val="bullet"/>
+      <w:lvlText w:val="o"/>
+      <w:lvlJc w:val="left"/>
+      <w:pPr>
+        <w:ind w:left="1440" w:hanging="360"/>
+      </w:pPr>
+      <w:rPr>
+        <w:rFonts w:ascii="Courier New" w:hAnsi="Courier New" w:cs="Courier New" w:hint="default"/>
+      </w:rPr>
+    </w:lvl>
+    <w:lvl w:ilvl="2" w:tplc="40090005">
+      <w:start w:val="1"/>
+      <w:numFmt w:val="bullet"/>
+      <w:lvlText w:val=""/>
+      <w:lvlJc w:val="left"/>
+      <w:pPr>
+        <w:ind w:left="2160" w:hanging="360"/>
+      </w:pPr>
+      <w:rPr>
+        <w:rFonts w:ascii="Wingdings" w:hAnsi="Wingdings" w:hint="default"/>
+      </w:rPr>
+    </w:lvl>
+    <w:lvl w:ilvl="3" w:tplc="40090001">
+      <w:start w:val="1"/>
+      <w:numFmt w:val="bullet"/>
+      <w:lvlText w:val=""/>
+      <w:lvlJc w:val="left"/>
+      <w:pPr>
+        <w:ind w:left="2880" w:hanging="360"/>
+      </w:pPr>
+      <w:rPr>
+        <w:rFonts w:ascii="Symbol" w:hAnsi="Symbol" w:hint="default"/>
+      </w:rPr>
+    </w:lvl>
+    <w:lvl w:ilvl="4" w:tplc="40090003" w:tentative="1">
+      <w:start w:val="1"/>
+      <w:numFmt w:val="bullet"/>
+      <w:lvlText w:val="o"/>
+      <w:lvlJc w:val="left"/>
+      <w:pPr>
+        <w:ind w:left="3600" w:hanging="360"/>
+      </w:pPr>
+      <w:rPr>
+        <w:rFonts w:ascii="Courier New" w:hAnsi="Courier New" w:cs="Courier New" w:hint="default"/>
+      </w:rPr>
+    </w:lvl>
+    <w:lvl w:ilvl="5" w:tplc="40090005" w:tentative="1">
+      <w:start w:val="1"/>
+      <w:numFmt w:val="bullet"/>
+      <w:lvlText w:val=""/>
+      <w:lvlJc w:val="left"/>
+      <w:pPr>
+        <w:ind w:left="4320" w:hanging="360"/>
+      </w:pPr>
+      <w:rPr>
+        <w:rFonts w:ascii="Wingdings" w:hAnsi="Wingdings" w:hint="default"/>
+      </w:rPr>
+    </w:lvl>
+    <w:lvl w:ilvl="6" w:tplc="40090001" w:tentative="1">
+      <w:start w:val="1"/>
+      <w:numFmt w:val="bullet"/>
+      <w:lvlText w:val=""/>
+      <w:lvlJc w:val="left"/>
+      <w:pPr>
+        <w:ind w:left="5040" w:hanging="360"/>
+      </w:pPr>
+      <w:rPr>
+        <w:rFonts w:ascii="Symbol" w:hAnsi="Symbol" w:hint="default"/>
+      </w:rPr>
+    </w:lvl>
+    <w:lvl w:ilvl="7" w:tplc="40090003" w:tentative="1">
+      <w:start w:val="1"/>
+      <w:numFmt w:val="bullet"/>
+      <w:lvlText w:val="o"/>
+      <w:lvlJc w:val="left"/>
+      <w:pPr>
+        <w:ind w:left="5760" w:hanging="360"/>
+      </w:pPr>
+      <w:rPr>
+        <w:rFonts w:ascii="Courier New" w:hAnsi="Courier New" w:cs="Courier New" w:hint="default"/>
+      </w:rPr>
+    </w:lvl>
+    <w:lvl w:ilvl="8" w:tplc="40090005" w:tentative="1">
+      <w:start w:val="1"/>
+      <w:numFmt w:val="bullet"/>
+      <w:lvlText w:val=""/>
+      <w:lvlJc w:val="left"/>
+      <w:pPr>
+        <w:ind w:left="6480" w:hanging="360"/>
+      </w:pPr>
+      <w:rPr>
+        <w:rFonts w:ascii="Wingdings" w:hAnsi="Wingdings" w:hint="default"/>
+      </w:rPr>
+    </w:lvl>
+  </w:abstractNum>
+  <w:abstractNum w:abstractNumId="3" w15:restartNumberingAfterBreak="0">
+    <w:nsid w:val="23E6647E"/>
+    <w:multiLevelType w:val="hybridMultilevel"/>
+    <w:tmpl w:val="083C6ADC"/>
+    <w:lvl w:ilvl="0" w:tplc="DDD4B3C4">
+      <w:start w:val="1"/>
+      <w:numFmt w:val="bullet"/>
+      <w:lvlText w:val="●"/>
+      <w:lvlJc w:val="left"/>
+      <w:pPr>
+        <w:ind w:left="720" w:hanging="360"/>
+      </w:pPr>
+    </w:lvl>
+    <w:lvl w:ilvl="1" w:tplc="40090003" w:tentative="1">
+      <w:start w:val="1"/>
+      <w:numFmt w:val="bullet"/>
+      <w:lvlText w:val="o"/>
+      <w:lvlJc w:val="left"/>
+      <w:pPr>
+        <w:ind w:left="1440" w:hanging="360"/>
+      </w:pPr>
+      <w:rPr>
+        <w:rFonts w:ascii="Courier New" w:hAnsi="Courier New" w:cs="Courier New" w:hint="default"/>
+      </w:rPr>
+    </w:lvl>
+    <w:lvl w:ilvl="2" w:tplc="40090005" w:tentative="1">
+      <w:start w:val="1"/>
+      <w:numFmt w:val="bullet"/>
+      <w:lvlText w:val=""/>
+      <w:lvlJc w:val="left"/>
+      <w:pPr>
+        <w:ind w:left="2160" w:hanging="360"/>
+      </w:pPr>
+      <w:rPr>
+        <w:rFonts w:ascii="Wingdings" w:hAnsi="Wingdings" w:hint="default"/>
+      </w:rPr>
+    </w:lvl>
+    <w:lvl w:ilvl="3" w:tplc="40090001" w:tentative="1">
+      <w:start w:val="1"/>
+      <w:numFmt w:val="bullet"/>
+      <w:lvlText w:val=""/>
+      <w:lvlJc w:val="left"/>
+      <w:pPr>
+        <w:ind w:left="2880" w:hanging="360"/>
+      </w:pPr>
+      <w:rPr>
+        <w:rFonts w:ascii="Symbol" w:hAnsi="Symbol" w:hint="default"/>
+      </w:rPr>
+    </w:lvl>
+    <w:lvl w:ilvl="4" w:tplc="40090003" w:tentative="1">
+      <w:start w:val="1"/>
+      <w:numFmt w:val="bullet"/>
+      <w:lvlText w:val="o"/>
+      <w:lvlJc w:val="left"/>
+      <w:pPr>
+        <w:ind w:left="3600" w:hanging="360"/>
+      </w:pPr>
+      <w:rPr>
+        <w:rFonts w:ascii="Courier New" w:hAnsi="Courier New" w:cs="Courier New" w:hint="default"/>
+      </w:rPr>
+    </w:lvl>
+    <w:lvl w:ilvl="5" w:tplc="40090005" w:tentative="1">
+      <w:start w:val="1"/>
+      <w:numFmt w:val="bullet"/>
+      <w:lvlText w:val=""/>
+      <w:lvlJc w:val="left"/>
+      <w:pPr>
+        <w:ind w:left="4320" w:hanging="360"/>
+      </w:pPr>
+      <w:rPr>
+        <w:rFonts w:ascii="Wingdings" w:hAnsi="Wingdings" w:hint="default"/>
+      </w:rPr>
+    </w:lvl>
+    <w:lvl w:ilvl="6" w:tplc="40090001" w:tentative="1">
+      <w:start w:val="1"/>
+      <w:numFmt w:val="bullet"/>
+      <w:lvlText w:val=""/>
+      <w:lvlJc w:val="left"/>
+      <w:pPr>
+        <w:ind w:left="5040" w:hanging="360"/>
+      </w:pPr>
+      <w:rPr>
+        <w:rFonts w:ascii="Symbol" w:hAnsi="Symbol" w:hint="default"/>
+      </w:rPr>
+    </w:lvl>
+    <w:lvl w:ilvl="7" w:tplc="40090003" w:tentative="1">
+      <w:start w:val="1"/>
+      <w:numFmt w:val="bullet"/>
+      <w:lvlText w:val="o"/>
+      <w:lvlJc w:val="left"/>
+      <w:pPr>
+        <w:ind w:left="5760" w:hanging="360"/>
+      </w:pPr>
+      <w:rPr>
+        <w:rFonts w:ascii="Courier New" w:hAnsi="Courier New" w:cs="Courier New" w:hint="default"/>
+      </w:rPr>
+    </w:lvl>
+    <w:lvl w:ilvl="8" w:tplc="40090005" w:tentative="1">
+      <w:start w:val="1"/>
+      <w:numFmt w:val="bullet"/>
+      <w:lvlText w:val=""/>
+      <w:lvlJc w:val="left"/>
+      <w:pPr>
+        <w:ind w:left="6480" w:hanging="360"/>
+      </w:pPr>
+      <w:rPr>
+        <w:rFonts w:ascii="Wingdings" w:hAnsi="Wingdings" w:hint="default"/>
+      </w:rPr>
+    </w:lvl>
+  </w:abstractNum>
+  <w:abstractNum w:abstractNumId="4" w15:restartNumberingAfterBreak="0">
     <w:nsid w:val="32BD3834"/>
     <w:multiLevelType w:val="hybridMultilevel"/>
     <w:tmpl w:val="FFFFFFFF"/>
@@ -1446,11 +2100,1156 @@
       </w:pPr>
     </w:lvl>
   </w:abstractNum>
+  <w:abstractNum w:abstractNumId="5" w15:restartNumberingAfterBreak="0">
+    <w:nsid w:val="430025F9"/>
+    <w:multiLevelType w:val="hybridMultilevel"/>
+    <w:tmpl w:val="D632DDCA"/>
+    <w:lvl w:ilvl="0" w:tplc="DDD4B3C4">
+      <w:start w:val="1"/>
+      <w:numFmt w:val="bullet"/>
+      <w:lvlText w:val="●"/>
+      <w:lvlJc w:val="left"/>
+      <w:pPr>
+        <w:ind w:left="720" w:hanging="360"/>
+      </w:pPr>
+    </w:lvl>
+    <w:lvl w:ilvl="1" w:tplc="40090003" w:tentative="1">
+      <w:start w:val="1"/>
+      <w:numFmt w:val="bullet"/>
+      <w:lvlText w:val="o"/>
+      <w:lvlJc w:val="left"/>
+      <w:pPr>
+        <w:ind w:left="1440" w:hanging="360"/>
+      </w:pPr>
+      <w:rPr>
+        <w:rFonts w:ascii="Courier New" w:hAnsi="Courier New" w:cs="Courier New" w:hint="default"/>
+      </w:rPr>
+    </w:lvl>
+    <w:lvl w:ilvl="2" w:tplc="40090005">
+      <w:start w:val="1"/>
+      <w:numFmt w:val="bullet"/>
+      <w:lvlText w:val=""/>
+      <w:lvlJc w:val="left"/>
+      <w:pPr>
+        <w:ind w:left="2160" w:hanging="360"/>
+      </w:pPr>
+      <w:rPr>
+        <w:rFonts w:ascii="Wingdings" w:hAnsi="Wingdings" w:hint="default"/>
+      </w:rPr>
+    </w:lvl>
+    <w:lvl w:ilvl="3" w:tplc="40090001">
+      <w:start w:val="1"/>
+      <w:numFmt w:val="bullet"/>
+      <w:lvlText w:val=""/>
+      <w:lvlJc w:val="left"/>
+      <w:pPr>
+        <w:ind w:left="2880" w:hanging="360"/>
+      </w:pPr>
+      <w:rPr>
+        <w:rFonts w:ascii="Symbol" w:hAnsi="Symbol" w:hint="default"/>
+      </w:rPr>
+    </w:lvl>
+    <w:lvl w:ilvl="4" w:tplc="40090003" w:tentative="1">
+      <w:start w:val="1"/>
+      <w:numFmt w:val="bullet"/>
+      <w:lvlText w:val="o"/>
+      <w:lvlJc w:val="left"/>
+      <w:pPr>
+        <w:ind w:left="3600" w:hanging="360"/>
+      </w:pPr>
+      <w:rPr>
+        <w:rFonts w:ascii="Courier New" w:hAnsi="Courier New" w:cs="Courier New" w:hint="default"/>
+      </w:rPr>
+    </w:lvl>
+    <w:lvl w:ilvl="5" w:tplc="40090005" w:tentative="1">
+      <w:start w:val="1"/>
+      <w:numFmt w:val="bullet"/>
+      <w:lvlText w:val=""/>
+      <w:lvlJc w:val="left"/>
+      <w:pPr>
+        <w:ind w:left="4320" w:hanging="360"/>
+      </w:pPr>
+      <w:rPr>
+        <w:rFonts w:ascii="Wingdings" w:hAnsi="Wingdings" w:hint="default"/>
+      </w:rPr>
+    </w:lvl>
+    <w:lvl w:ilvl="6" w:tplc="40090001" w:tentative="1">
+      <w:start w:val="1"/>
+      <w:numFmt w:val="bullet"/>
+      <w:lvlText w:val=""/>
+      <w:lvlJc w:val="left"/>
+      <w:pPr>
+        <w:ind w:left="5040" w:hanging="360"/>
+      </w:pPr>
+      <w:rPr>
+        <w:rFonts w:ascii="Symbol" w:hAnsi="Symbol" w:hint="default"/>
+      </w:rPr>
+    </w:lvl>
+    <w:lvl w:ilvl="7" w:tplc="40090003" w:tentative="1">
+      <w:start w:val="1"/>
+      <w:numFmt w:val="bullet"/>
+      <w:lvlText w:val="o"/>
+      <w:lvlJc w:val="left"/>
+      <w:pPr>
+        <w:ind w:left="5760" w:hanging="360"/>
+      </w:pPr>
+      <w:rPr>
+        <w:rFonts w:ascii="Courier New" w:hAnsi="Courier New" w:cs="Courier New" w:hint="default"/>
+      </w:rPr>
+    </w:lvl>
+    <w:lvl w:ilvl="8" w:tplc="40090005" w:tentative="1">
+      <w:start w:val="1"/>
+      <w:numFmt w:val="bullet"/>
+      <w:lvlText w:val=""/>
+      <w:lvlJc w:val="left"/>
+      <w:pPr>
+        <w:ind w:left="6480" w:hanging="360"/>
+      </w:pPr>
+      <w:rPr>
+        <w:rFonts w:ascii="Wingdings" w:hAnsi="Wingdings" w:hint="default"/>
+      </w:rPr>
+    </w:lvl>
+  </w:abstractNum>
+  <w:abstractNum w:abstractNumId="6" w15:restartNumberingAfterBreak="0">
+    <w:nsid w:val="4FD61773"/>
+    <w:multiLevelType w:val="hybridMultilevel"/>
+    <w:tmpl w:val="71F411E0"/>
+    <w:lvl w:ilvl="0" w:tplc="DDD4B3C4">
+      <w:start w:val="1"/>
+      <w:numFmt w:val="bullet"/>
+      <w:lvlText w:val="●"/>
+      <w:lvlJc w:val="left"/>
+      <w:pPr>
+        <w:ind w:left="720" w:hanging="360"/>
+      </w:pPr>
+    </w:lvl>
+    <w:lvl w:ilvl="1" w:tplc="40090003">
+      <w:start w:val="1"/>
+      <w:numFmt w:val="bullet"/>
+      <w:lvlText w:val="o"/>
+      <w:lvlJc w:val="left"/>
+      <w:pPr>
+        <w:ind w:left="1440" w:hanging="360"/>
+      </w:pPr>
+      <w:rPr>
+        <w:rFonts w:ascii="Courier New" w:hAnsi="Courier New" w:cs="Courier New" w:hint="default"/>
+      </w:rPr>
+    </w:lvl>
+    <w:lvl w:ilvl="2" w:tplc="40090005" w:tentative="1">
+      <w:start w:val="1"/>
+      <w:numFmt w:val="bullet"/>
+      <w:lvlText w:val=""/>
+      <w:lvlJc w:val="left"/>
+      <w:pPr>
+        <w:ind w:left="2160" w:hanging="360"/>
+      </w:pPr>
+      <w:rPr>
+        <w:rFonts w:ascii="Wingdings" w:hAnsi="Wingdings" w:hint="default"/>
+      </w:rPr>
+    </w:lvl>
+    <w:lvl w:ilvl="3" w:tplc="40090001" w:tentative="1">
+      <w:start w:val="1"/>
+      <w:numFmt w:val="bullet"/>
+      <w:lvlText w:val=""/>
+      <w:lvlJc w:val="left"/>
+      <w:pPr>
+        <w:ind w:left="2880" w:hanging="360"/>
+      </w:pPr>
+      <w:rPr>
+        <w:rFonts w:ascii="Symbol" w:hAnsi="Symbol" w:hint="default"/>
+      </w:rPr>
+    </w:lvl>
+    <w:lvl w:ilvl="4" w:tplc="40090003" w:tentative="1">
+      <w:start w:val="1"/>
+      <w:numFmt w:val="bullet"/>
+      <w:lvlText w:val="o"/>
+      <w:lvlJc w:val="left"/>
+      <w:pPr>
+        <w:ind w:left="3600" w:hanging="360"/>
+      </w:pPr>
+      <w:rPr>
+        <w:rFonts w:ascii="Courier New" w:hAnsi="Courier New" w:cs="Courier New" w:hint="default"/>
+      </w:rPr>
+    </w:lvl>
+    <w:lvl w:ilvl="5" w:tplc="40090005" w:tentative="1">
+      <w:start w:val="1"/>
+      <w:numFmt w:val="bullet"/>
+      <w:lvlText w:val=""/>
+      <w:lvlJc w:val="left"/>
+      <w:pPr>
+        <w:ind w:left="4320" w:hanging="360"/>
+      </w:pPr>
+      <w:rPr>
+        <w:rFonts w:ascii="Wingdings" w:hAnsi="Wingdings" w:hint="default"/>
+      </w:rPr>
+    </w:lvl>
+    <w:lvl w:ilvl="6" w:tplc="40090001" w:tentative="1">
+      <w:start w:val="1"/>
+      <w:numFmt w:val="bullet"/>
+      <w:lvlText w:val=""/>
+      <w:lvlJc w:val="left"/>
+      <w:pPr>
+        <w:ind w:left="5040" w:hanging="360"/>
+      </w:pPr>
+      <w:rPr>
+        <w:rFonts w:ascii="Symbol" w:hAnsi="Symbol" w:hint="default"/>
+      </w:rPr>
+    </w:lvl>
+    <w:lvl w:ilvl="7" w:tplc="40090003" w:tentative="1">
+      <w:start w:val="1"/>
+      <w:numFmt w:val="bullet"/>
+      <w:lvlText w:val="o"/>
+      <w:lvlJc w:val="left"/>
+      <w:pPr>
+        <w:ind w:left="5760" w:hanging="360"/>
+      </w:pPr>
+      <w:rPr>
+        <w:rFonts w:ascii="Courier New" w:hAnsi="Courier New" w:cs="Courier New" w:hint="default"/>
+      </w:rPr>
+    </w:lvl>
+    <w:lvl w:ilvl="8" w:tplc="40090005" w:tentative="1">
+      <w:start w:val="1"/>
+      <w:numFmt w:val="bullet"/>
+      <w:lvlText w:val=""/>
+      <w:lvlJc w:val="left"/>
+      <w:pPr>
+        <w:ind w:left="6480" w:hanging="360"/>
+      </w:pPr>
+      <w:rPr>
+        <w:rFonts w:ascii="Wingdings" w:hAnsi="Wingdings" w:hint="default"/>
+      </w:rPr>
+    </w:lvl>
+  </w:abstractNum>
+  <w:abstractNum w:abstractNumId="7" w15:restartNumberingAfterBreak="0">
+    <w:nsid w:val="52025098"/>
+    <w:multiLevelType w:val="hybridMultilevel"/>
+    <w:tmpl w:val="52F84DFA"/>
+    <w:lvl w:ilvl="0" w:tplc="DDD4B3C4">
+      <w:start w:val="1"/>
+      <w:numFmt w:val="bullet"/>
+      <w:lvlText w:val="●"/>
+      <w:lvlJc w:val="left"/>
+      <w:pPr>
+        <w:ind w:left="720" w:hanging="360"/>
+      </w:pPr>
+    </w:lvl>
+    <w:lvl w:ilvl="1" w:tplc="40090003">
+      <w:start w:val="1"/>
+      <w:numFmt w:val="bullet"/>
+      <w:lvlText w:val="o"/>
+      <w:lvlJc w:val="left"/>
+      <w:pPr>
+        <w:ind w:left="1440" w:hanging="360"/>
+      </w:pPr>
+      <w:rPr>
+        <w:rFonts w:ascii="Courier New" w:hAnsi="Courier New" w:cs="Courier New" w:hint="default"/>
+      </w:rPr>
+    </w:lvl>
+    <w:lvl w:ilvl="2" w:tplc="40090005" w:tentative="1">
+      <w:start w:val="1"/>
+      <w:numFmt w:val="bullet"/>
+      <w:lvlText w:val=""/>
+      <w:lvlJc w:val="left"/>
+      <w:pPr>
+        <w:ind w:left="2160" w:hanging="360"/>
+      </w:pPr>
+      <w:rPr>
+        <w:rFonts w:ascii="Wingdings" w:hAnsi="Wingdings" w:hint="default"/>
+      </w:rPr>
+    </w:lvl>
+    <w:lvl w:ilvl="3" w:tplc="40090001" w:tentative="1">
+      <w:start w:val="1"/>
+      <w:numFmt w:val="bullet"/>
+      <w:lvlText w:val=""/>
+      <w:lvlJc w:val="left"/>
+      <w:pPr>
+        <w:ind w:left="2880" w:hanging="360"/>
+      </w:pPr>
+      <w:rPr>
+        <w:rFonts w:ascii="Symbol" w:hAnsi="Symbol" w:hint="default"/>
+      </w:rPr>
+    </w:lvl>
+    <w:lvl w:ilvl="4" w:tplc="40090003" w:tentative="1">
+      <w:start w:val="1"/>
+      <w:numFmt w:val="bullet"/>
+      <w:lvlText w:val="o"/>
+      <w:lvlJc w:val="left"/>
+      <w:pPr>
+        <w:ind w:left="3600" w:hanging="360"/>
+      </w:pPr>
+      <w:rPr>
+        <w:rFonts w:ascii="Courier New" w:hAnsi="Courier New" w:cs="Courier New" w:hint="default"/>
+      </w:rPr>
+    </w:lvl>
+    <w:lvl w:ilvl="5" w:tplc="40090005" w:tentative="1">
+      <w:start w:val="1"/>
+      <w:numFmt w:val="bullet"/>
+      <w:lvlText w:val=""/>
+      <w:lvlJc w:val="left"/>
+      <w:pPr>
+        <w:ind w:left="4320" w:hanging="360"/>
+      </w:pPr>
+      <w:rPr>
+        <w:rFonts w:ascii="Wingdings" w:hAnsi="Wingdings" w:hint="default"/>
+      </w:rPr>
+    </w:lvl>
+    <w:lvl w:ilvl="6" w:tplc="40090001" w:tentative="1">
+      <w:start w:val="1"/>
+      <w:numFmt w:val="bullet"/>
+      <w:lvlText w:val=""/>
+      <w:lvlJc w:val="left"/>
+      <w:pPr>
+        <w:ind w:left="5040" w:hanging="360"/>
+      </w:pPr>
+      <w:rPr>
+        <w:rFonts w:ascii="Symbol" w:hAnsi="Symbol" w:hint="default"/>
+      </w:rPr>
+    </w:lvl>
+    <w:lvl w:ilvl="7" w:tplc="40090003" w:tentative="1">
+      <w:start w:val="1"/>
+      <w:numFmt w:val="bullet"/>
+      <w:lvlText w:val="o"/>
+      <w:lvlJc w:val="left"/>
+      <w:pPr>
+        <w:ind w:left="5760" w:hanging="360"/>
+      </w:pPr>
+      <w:rPr>
+        <w:rFonts w:ascii="Courier New" w:hAnsi="Courier New" w:cs="Courier New" w:hint="default"/>
+      </w:rPr>
+    </w:lvl>
+    <w:lvl w:ilvl="8" w:tplc="40090005" w:tentative="1">
+      <w:start w:val="1"/>
+      <w:numFmt w:val="bullet"/>
+      <w:lvlText w:val=""/>
+      <w:lvlJc w:val="left"/>
+      <w:pPr>
+        <w:ind w:left="6480" w:hanging="360"/>
+      </w:pPr>
+      <w:rPr>
+        <w:rFonts w:ascii="Wingdings" w:hAnsi="Wingdings" w:hint="default"/>
+      </w:rPr>
+    </w:lvl>
+  </w:abstractNum>
+  <w:abstractNum w:abstractNumId="8" w15:restartNumberingAfterBreak="0">
+    <w:nsid w:val="53367EE2"/>
+    <w:multiLevelType w:val="hybridMultilevel"/>
+    <w:tmpl w:val="2FA674BC"/>
+    <w:lvl w:ilvl="0" w:tplc="DDD4B3C4">
+      <w:start w:val="1"/>
+      <w:numFmt w:val="bullet"/>
+      <w:lvlText w:val="●"/>
+      <w:lvlJc w:val="left"/>
+      <w:pPr>
+        <w:ind w:left="1440" w:hanging="360"/>
+      </w:pPr>
+      <w:rPr>
+        <w:rFonts w:hint="default"/>
+      </w:rPr>
+    </w:lvl>
+    <w:lvl w:ilvl="1" w:tplc="40090003" w:tentative="1">
+      <w:start w:val="1"/>
+      <w:numFmt w:val="bullet"/>
+      <w:lvlText w:val="o"/>
+      <w:lvlJc w:val="left"/>
+      <w:pPr>
+        <w:ind w:left="2160" w:hanging="360"/>
+      </w:pPr>
+      <w:rPr>
+        <w:rFonts w:ascii="Courier New" w:hAnsi="Courier New" w:cs="Courier New" w:hint="default"/>
+      </w:rPr>
+    </w:lvl>
+    <w:lvl w:ilvl="2" w:tplc="40090005" w:tentative="1">
+      <w:start w:val="1"/>
+      <w:numFmt w:val="bullet"/>
+      <w:lvlText w:val=""/>
+      <w:lvlJc w:val="left"/>
+      <w:pPr>
+        <w:ind w:left="2880" w:hanging="360"/>
+      </w:pPr>
+      <w:rPr>
+        <w:rFonts w:ascii="Wingdings" w:hAnsi="Wingdings" w:hint="default"/>
+      </w:rPr>
+    </w:lvl>
+    <w:lvl w:ilvl="3" w:tplc="40090001" w:tentative="1">
+      <w:start w:val="1"/>
+      <w:numFmt w:val="bullet"/>
+      <w:lvlText w:val=""/>
+      <w:lvlJc w:val="left"/>
+      <w:pPr>
+        <w:ind w:left="3600" w:hanging="360"/>
+      </w:pPr>
+      <w:rPr>
+        <w:rFonts w:ascii="Symbol" w:hAnsi="Symbol" w:hint="default"/>
+      </w:rPr>
+    </w:lvl>
+    <w:lvl w:ilvl="4" w:tplc="40090003" w:tentative="1">
+      <w:start w:val="1"/>
+      <w:numFmt w:val="bullet"/>
+      <w:lvlText w:val="o"/>
+      <w:lvlJc w:val="left"/>
+      <w:pPr>
+        <w:ind w:left="4320" w:hanging="360"/>
+      </w:pPr>
+      <w:rPr>
+        <w:rFonts w:ascii="Courier New" w:hAnsi="Courier New" w:cs="Courier New" w:hint="default"/>
+      </w:rPr>
+    </w:lvl>
+    <w:lvl w:ilvl="5" w:tplc="40090005" w:tentative="1">
+      <w:start w:val="1"/>
+      <w:numFmt w:val="bullet"/>
+      <w:lvlText w:val=""/>
+      <w:lvlJc w:val="left"/>
+      <w:pPr>
+        <w:ind w:left="5040" w:hanging="360"/>
+      </w:pPr>
+      <w:rPr>
+        <w:rFonts w:ascii="Wingdings" w:hAnsi="Wingdings" w:hint="default"/>
+      </w:rPr>
+    </w:lvl>
+    <w:lvl w:ilvl="6" w:tplc="40090001" w:tentative="1">
+      <w:start w:val="1"/>
+      <w:numFmt w:val="bullet"/>
+      <w:lvlText w:val=""/>
+      <w:lvlJc w:val="left"/>
+      <w:pPr>
+        <w:ind w:left="5760" w:hanging="360"/>
+      </w:pPr>
+      <w:rPr>
+        <w:rFonts w:ascii="Symbol" w:hAnsi="Symbol" w:hint="default"/>
+      </w:rPr>
+    </w:lvl>
+    <w:lvl w:ilvl="7" w:tplc="40090003" w:tentative="1">
+      <w:start w:val="1"/>
+      <w:numFmt w:val="bullet"/>
+      <w:lvlText w:val="o"/>
+      <w:lvlJc w:val="left"/>
+      <w:pPr>
+        <w:ind w:left="6480" w:hanging="360"/>
+      </w:pPr>
+      <w:rPr>
+        <w:rFonts w:ascii="Courier New" w:hAnsi="Courier New" w:cs="Courier New" w:hint="default"/>
+      </w:rPr>
+    </w:lvl>
+    <w:lvl w:ilvl="8" w:tplc="40090005" w:tentative="1">
+      <w:start w:val="1"/>
+      <w:numFmt w:val="bullet"/>
+      <w:lvlText w:val=""/>
+      <w:lvlJc w:val="left"/>
+      <w:pPr>
+        <w:ind w:left="7200" w:hanging="360"/>
+      </w:pPr>
+      <w:rPr>
+        <w:rFonts w:ascii="Wingdings" w:hAnsi="Wingdings" w:hint="default"/>
+      </w:rPr>
+    </w:lvl>
+  </w:abstractNum>
+  <w:abstractNum w:abstractNumId="9" w15:restartNumberingAfterBreak="0">
+    <w:nsid w:val="647D6554"/>
+    <w:multiLevelType w:val="hybridMultilevel"/>
+    <w:tmpl w:val="339A146E"/>
+    <w:lvl w:ilvl="0" w:tplc="DDD4B3C4">
+      <w:start w:val="1"/>
+      <w:numFmt w:val="bullet"/>
+      <w:lvlText w:val="●"/>
+      <w:lvlJc w:val="left"/>
+      <w:pPr>
+        <w:ind w:left="720" w:hanging="360"/>
+      </w:pPr>
+    </w:lvl>
+    <w:lvl w:ilvl="1" w:tplc="40090003" w:tentative="1">
+      <w:start w:val="1"/>
+      <w:numFmt w:val="bullet"/>
+      <w:lvlText w:val="o"/>
+      <w:lvlJc w:val="left"/>
+      <w:pPr>
+        <w:ind w:left="1440" w:hanging="360"/>
+      </w:pPr>
+      <w:rPr>
+        <w:rFonts w:ascii="Courier New" w:hAnsi="Courier New" w:cs="Courier New" w:hint="default"/>
+      </w:rPr>
+    </w:lvl>
+    <w:lvl w:ilvl="2" w:tplc="40090005" w:tentative="1">
+      <w:start w:val="1"/>
+      <w:numFmt w:val="bullet"/>
+      <w:lvlText w:val=""/>
+      <w:lvlJc w:val="left"/>
+      <w:pPr>
+        <w:ind w:left="2160" w:hanging="360"/>
+      </w:pPr>
+      <w:rPr>
+        <w:rFonts w:ascii="Wingdings" w:hAnsi="Wingdings" w:hint="default"/>
+      </w:rPr>
+    </w:lvl>
+    <w:lvl w:ilvl="3" w:tplc="40090001" w:tentative="1">
+      <w:start w:val="1"/>
+      <w:numFmt w:val="bullet"/>
+      <w:lvlText w:val=""/>
+      <w:lvlJc w:val="left"/>
+      <w:pPr>
+        <w:ind w:left="2880" w:hanging="360"/>
+      </w:pPr>
+      <w:rPr>
+        <w:rFonts w:ascii="Symbol" w:hAnsi="Symbol" w:hint="default"/>
+      </w:rPr>
+    </w:lvl>
+    <w:lvl w:ilvl="4" w:tplc="40090003" w:tentative="1">
+      <w:start w:val="1"/>
+      <w:numFmt w:val="bullet"/>
+      <w:lvlText w:val="o"/>
+      <w:lvlJc w:val="left"/>
+      <w:pPr>
+        <w:ind w:left="3600" w:hanging="360"/>
+      </w:pPr>
+      <w:rPr>
+        <w:rFonts w:ascii="Courier New" w:hAnsi="Courier New" w:cs="Courier New" w:hint="default"/>
+      </w:rPr>
+    </w:lvl>
+    <w:lvl w:ilvl="5" w:tplc="40090005" w:tentative="1">
+      <w:start w:val="1"/>
+      <w:numFmt w:val="bullet"/>
+      <w:lvlText w:val=""/>
+      <w:lvlJc w:val="left"/>
+      <w:pPr>
+        <w:ind w:left="4320" w:hanging="360"/>
+      </w:pPr>
+      <w:rPr>
+        <w:rFonts w:ascii="Wingdings" w:hAnsi="Wingdings" w:hint="default"/>
+      </w:rPr>
+    </w:lvl>
+    <w:lvl w:ilvl="6" w:tplc="40090001" w:tentative="1">
+      <w:start w:val="1"/>
+      <w:numFmt w:val="bullet"/>
+      <w:lvlText w:val=""/>
+      <w:lvlJc w:val="left"/>
+      <w:pPr>
+        <w:ind w:left="5040" w:hanging="360"/>
+      </w:pPr>
+      <w:rPr>
+        <w:rFonts w:ascii="Symbol" w:hAnsi="Symbol" w:hint="default"/>
+      </w:rPr>
+    </w:lvl>
+    <w:lvl w:ilvl="7" w:tplc="40090003" w:tentative="1">
+      <w:start w:val="1"/>
+      <w:numFmt w:val="bullet"/>
+      <w:lvlText w:val="o"/>
+      <w:lvlJc w:val="left"/>
+      <w:pPr>
+        <w:ind w:left="5760" w:hanging="360"/>
+      </w:pPr>
+      <w:rPr>
+        <w:rFonts w:ascii="Courier New" w:hAnsi="Courier New" w:cs="Courier New" w:hint="default"/>
+      </w:rPr>
+    </w:lvl>
+    <w:lvl w:ilvl="8" w:tplc="40090005" w:tentative="1">
+      <w:start w:val="1"/>
+      <w:numFmt w:val="bullet"/>
+      <w:lvlText w:val=""/>
+      <w:lvlJc w:val="left"/>
+      <w:pPr>
+        <w:ind w:left="6480" w:hanging="360"/>
+      </w:pPr>
+      <w:rPr>
+        <w:rFonts w:ascii="Wingdings" w:hAnsi="Wingdings" w:hint="default"/>
+      </w:rPr>
+    </w:lvl>
+  </w:abstractNum>
+  <w:abstractNum w:abstractNumId="10" w15:restartNumberingAfterBreak="0">
+    <w:nsid w:val="67B71EAF"/>
+    <w:multiLevelType w:val="hybridMultilevel"/>
+    <w:tmpl w:val="C4604290"/>
+    <w:lvl w:ilvl="0" w:tplc="DDD4B3C4">
+      <w:start w:val="1"/>
+      <w:numFmt w:val="bullet"/>
+      <w:lvlText w:val="●"/>
+      <w:lvlJc w:val="left"/>
+      <w:pPr>
+        <w:ind w:left="720" w:hanging="360"/>
+      </w:pPr>
+    </w:lvl>
+    <w:lvl w:ilvl="1" w:tplc="40090003">
+      <w:start w:val="1"/>
+      <w:numFmt w:val="bullet"/>
+      <w:lvlText w:val="o"/>
+      <w:lvlJc w:val="left"/>
+      <w:pPr>
+        <w:ind w:left="1440" w:hanging="360"/>
+      </w:pPr>
+      <w:rPr>
+        <w:rFonts w:ascii="Courier New" w:hAnsi="Courier New" w:cs="Courier New" w:hint="default"/>
+      </w:rPr>
+    </w:lvl>
+    <w:lvl w:ilvl="2" w:tplc="40090005">
+      <w:start w:val="1"/>
+      <w:numFmt w:val="bullet"/>
+      <w:lvlText w:val=""/>
+      <w:lvlJc w:val="left"/>
+      <w:pPr>
+        <w:ind w:left="2160" w:hanging="360"/>
+      </w:pPr>
+      <w:rPr>
+        <w:rFonts w:ascii="Wingdings" w:hAnsi="Wingdings" w:hint="default"/>
+      </w:rPr>
+    </w:lvl>
+    <w:lvl w:ilvl="3" w:tplc="40090001" w:tentative="1">
+      <w:start w:val="1"/>
+      <w:numFmt w:val="bullet"/>
+      <w:lvlText w:val=""/>
+      <w:lvlJc w:val="left"/>
+      <w:pPr>
+        <w:ind w:left="2880" w:hanging="360"/>
+      </w:pPr>
+      <w:rPr>
+        <w:rFonts w:ascii="Symbol" w:hAnsi="Symbol" w:hint="default"/>
+      </w:rPr>
+    </w:lvl>
+    <w:lvl w:ilvl="4" w:tplc="40090003" w:tentative="1">
+      <w:start w:val="1"/>
+      <w:numFmt w:val="bullet"/>
+      <w:lvlText w:val="o"/>
+      <w:lvlJc w:val="left"/>
+      <w:pPr>
+        <w:ind w:left="3600" w:hanging="360"/>
+      </w:pPr>
+      <w:rPr>
+        <w:rFonts w:ascii="Courier New" w:hAnsi="Courier New" w:cs="Courier New" w:hint="default"/>
+      </w:rPr>
+    </w:lvl>
+    <w:lvl w:ilvl="5" w:tplc="40090005" w:tentative="1">
+      <w:start w:val="1"/>
+      <w:numFmt w:val="bullet"/>
+      <w:lvlText w:val=""/>
+      <w:lvlJc w:val="left"/>
+      <w:pPr>
+        <w:ind w:left="4320" w:hanging="360"/>
+      </w:pPr>
+      <w:rPr>
+        <w:rFonts w:ascii="Wingdings" w:hAnsi="Wingdings" w:hint="default"/>
+      </w:rPr>
+    </w:lvl>
+    <w:lvl w:ilvl="6" w:tplc="40090001" w:tentative="1">
+      <w:start w:val="1"/>
+      <w:numFmt w:val="bullet"/>
+      <w:lvlText w:val=""/>
+      <w:lvlJc w:val="left"/>
+      <w:pPr>
+        <w:ind w:left="5040" w:hanging="360"/>
+      </w:pPr>
+      <w:rPr>
+        <w:rFonts w:ascii="Symbol" w:hAnsi="Symbol" w:hint="default"/>
+      </w:rPr>
+    </w:lvl>
+    <w:lvl w:ilvl="7" w:tplc="40090003" w:tentative="1">
+      <w:start w:val="1"/>
+      <w:numFmt w:val="bullet"/>
+      <w:lvlText w:val="o"/>
+      <w:lvlJc w:val="left"/>
+      <w:pPr>
+        <w:ind w:left="5760" w:hanging="360"/>
+      </w:pPr>
+      <w:rPr>
+        <w:rFonts w:ascii="Courier New" w:hAnsi="Courier New" w:cs="Courier New" w:hint="default"/>
+      </w:rPr>
+    </w:lvl>
+    <w:lvl w:ilvl="8" w:tplc="40090005" w:tentative="1">
+      <w:start w:val="1"/>
+      <w:numFmt w:val="bullet"/>
+      <w:lvlText w:val=""/>
+      <w:lvlJc w:val="left"/>
+      <w:pPr>
+        <w:ind w:left="6480" w:hanging="360"/>
+      </w:pPr>
+      <w:rPr>
+        <w:rFonts w:ascii="Wingdings" w:hAnsi="Wingdings" w:hint="default"/>
+      </w:rPr>
+    </w:lvl>
+  </w:abstractNum>
+  <w:abstractNum w:abstractNumId="11" w15:restartNumberingAfterBreak="0">
+    <w:nsid w:val="6F50153C"/>
+    <w:multiLevelType w:val="hybridMultilevel"/>
+    <w:tmpl w:val="8F506FBC"/>
+    <w:lvl w:ilvl="0" w:tplc="DDD4B3C4">
+      <w:start w:val="1"/>
+      <w:numFmt w:val="bullet"/>
+      <w:lvlText w:val="●"/>
+      <w:lvlJc w:val="left"/>
+      <w:pPr>
+        <w:ind w:left="2160" w:hanging="360"/>
+      </w:pPr>
+    </w:lvl>
+    <w:lvl w:ilvl="1" w:tplc="40090003" w:tentative="1">
+      <w:start w:val="1"/>
+      <w:numFmt w:val="bullet"/>
+      <w:lvlText w:val="o"/>
+      <w:lvlJc w:val="left"/>
+      <w:pPr>
+        <w:ind w:left="2880" w:hanging="360"/>
+      </w:pPr>
+      <w:rPr>
+        <w:rFonts w:ascii="Courier New" w:hAnsi="Courier New" w:cs="Courier New" w:hint="default"/>
+      </w:rPr>
+    </w:lvl>
+    <w:lvl w:ilvl="2" w:tplc="40090005" w:tentative="1">
+      <w:start w:val="1"/>
+      <w:numFmt w:val="bullet"/>
+      <w:lvlText w:val=""/>
+      <w:lvlJc w:val="left"/>
+      <w:pPr>
+        <w:ind w:left="3600" w:hanging="360"/>
+      </w:pPr>
+      <w:rPr>
+        <w:rFonts w:ascii="Wingdings" w:hAnsi="Wingdings" w:hint="default"/>
+      </w:rPr>
+    </w:lvl>
+    <w:lvl w:ilvl="3" w:tplc="40090001" w:tentative="1">
+      <w:start w:val="1"/>
+      <w:numFmt w:val="bullet"/>
+      <w:lvlText w:val=""/>
+      <w:lvlJc w:val="left"/>
+      <w:pPr>
+        <w:ind w:left="4320" w:hanging="360"/>
+      </w:pPr>
+      <w:rPr>
+        <w:rFonts w:ascii="Symbol" w:hAnsi="Symbol" w:hint="default"/>
+      </w:rPr>
+    </w:lvl>
+    <w:lvl w:ilvl="4" w:tplc="40090003" w:tentative="1">
+      <w:start w:val="1"/>
+      <w:numFmt w:val="bullet"/>
+      <w:lvlText w:val="o"/>
+      <w:lvlJc w:val="left"/>
+      <w:pPr>
+        <w:ind w:left="5040" w:hanging="360"/>
+      </w:pPr>
+      <w:rPr>
+        <w:rFonts w:ascii="Courier New" w:hAnsi="Courier New" w:cs="Courier New" w:hint="default"/>
+      </w:rPr>
+    </w:lvl>
+    <w:lvl w:ilvl="5" w:tplc="40090005" w:tentative="1">
+      <w:start w:val="1"/>
+      <w:numFmt w:val="bullet"/>
+      <w:lvlText w:val=""/>
+      <w:lvlJc w:val="left"/>
+      <w:pPr>
+        <w:ind w:left="5760" w:hanging="360"/>
+      </w:pPr>
+      <w:rPr>
+        <w:rFonts w:ascii="Wingdings" w:hAnsi="Wingdings" w:hint="default"/>
+      </w:rPr>
+    </w:lvl>
+    <w:lvl w:ilvl="6" w:tplc="40090001" w:tentative="1">
+      <w:start w:val="1"/>
+      <w:numFmt w:val="bullet"/>
+      <w:lvlText w:val=""/>
+      <w:lvlJc w:val="left"/>
+      <w:pPr>
+        <w:ind w:left="6480" w:hanging="360"/>
+      </w:pPr>
+      <w:rPr>
+        <w:rFonts w:ascii="Symbol" w:hAnsi="Symbol" w:hint="default"/>
+      </w:rPr>
+    </w:lvl>
+    <w:lvl w:ilvl="7" w:tplc="40090003" w:tentative="1">
+      <w:start w:val="1"/>
+      <w:numFmt w:val="bullet"/>
+      <w:lvlText w:val="o"/>
+      <w:lvlJc w:val="left"/>
+      <w:pPr>
+        <w:ind w:left="7200" w:hanging="360"/>
+      </w:pPr>
+      <w:rPr>
+        <w:rFonts w:ascii="Courier New" w:hAnsi="Courier New" w:cs="Courier New" w:hint="default"/>
+      </w:rPr>
+    </w:lvl>
+    <w:lvl w:ilvl="8" w:tplc="40090005" w:tentative="1">
+      <w:start w:val="1"/>
+      <w:numFmt w:val="bullet"/>
+      <w:lvlText w:val=""/>
+      <w:lvlJc w:val="left"/>
+      <w:pPr>
+        <w:ind w:left="7920" w:hanging="360"/>
+      </w:pPr>
+      <w:rPr>
+        <w:rFonts w:ascii="Wingdings" w:hAnsi="Wingdings" w:hint="default"/>
+      </w:rPr>
+    </w:lvl>
+  </w:abstractNum>
+  <w:abstractNum w:abstractNumId="12" w15:restartNumberingAfterBreak="0">
+    <w:nsid w:val="729D4FE5"/>
+    <w:multiLevelType w:val="hybridMultilevel"/>
+    <w:tmpl w:val="9268097A"/>
+    <w:lvl w:ilvl="0" w:tplc="DDD4B3C4">
+      <w:start w:val="1"/>
+      <w:numFmt w:val="bullet"/>
+      <w:lvlText w:val="●"/>
+      <w:lvlJc w:val="left"/>
+      <w:pPr>
+        <w:ind w:left="720" w:hanging="360"/>
+      </w:pPr>
+    </w:lvl>
+    <w:lvl w:ilvl="1" w:tplc="40090003">
+      <w:start w:val="1"/>
+      <w:numFmt w:val="bullet"/>
+      <w:lvlText w:val="o"/>
+      <w:lvlJc w:val="left"/>
+      <w:pPr>
+        <w:ind w:left="1440" w:hanging="360"/>
+      </w:pPr>
+      <w:rPr>
+        <w:rFonts w:ascii="Courier New" w:hAnsi="Courier New" w:cs="Courier New" w:hint="default"/>
+      </w:rPr>
+    </w:lvl>
+    <w:lvl w:ilvl="2" w:tplc="40090005" w:tentative="1">
+      <w:start w:val="1"/>
+      <w:numFmt w:val="bullet"/>
+      <w:lvlText w:val=""/>
+      <w:lvlJc w:val="left"/>
+      <w:pPr>
+        <w:ind w:left="2160" w:hanging="360"/>
+      </w:pPr>
+      <w:rPr>
+        <w:rFonts w:ascii="Wingdings" w:hAnsi="Wingdings" w:hint="default"/>
+      </w:rPr>
+    </w:lvl>
+    <w:lvl w:ilvl="3" w:tplc="40090001" w:tentative="1">
+      <w:start w:val="1"/>
+      <w:numFmt w:val="bullet"/>
+      <w:lvlText w:val=""/>
+      <w:lvlJc w:val="left"/>
+      <w:pPr>
+        <w:ind w:left="2880" w:hanging="360"/>
+      </w:pPr>
+      <w:rPr>
+        <w:rFonts w:ascii="Symbol" w:hAnsi="Symbol" w:hint="default"/>
+      </w:rPr>
+    </w:lvl>
+    <w:lvl w:ilvl="4" w:tplc="40090003" w:tentative="1">
+      <w:start w:val="1"/>
+      <w:numFmt w:val="bullet"/>
+      <w:lvlText w:val="o"/>
+      <w:lvlJc w:val="left"/>
+      <w:pPr>
+        <w:ind w:left="3600" w:hanging="360"/>
+      </w:pPr>
+      <w:rPr>
+        <w:rFonts w:ascii="Courier New" w:hAnsi="Courier New" w:cs="Courier New" w:hint="default"/>
+      </w:rPr>
+    </w:lvl>
+    <w:lvl w:ilvl="5" w:tplc="40090005" w:tentative="1">
+      <w:start w:val="1"/>
+      <w:numFmt w:val="bullet"/>
+      <w:lvlText w:val=""/>
+      <w:lvlJc w:val="left"/>
+      <w:pPr>
+        <w:ind w:left="4320" w:hanging="360"/>
+      </w:pPr>
+      <w:rPr>
+        <w:rFonts w:ascii="Wingdings" w:hAnsi="Wingdings" w:hint="default"/>
+      </w:rPr>
+    </w:lvl>
+    <w:lvl w:ilvl="6" w:tplc="40090001" w:tentative="1">
+      <w:start w:val="1"/>
+      <w:numFmt w:val="bullet"/>
+      <w:lvlText w:val=""/>
+      <w:lvlJc w:val="left"/>
+      <w:pPr>
+        <w:ind w:left="5040" w:hanging="360"/>
+      </w:pPr>
+      <w:rPr>
+        <w:rFonts w:ascii="Symbol" w:hAnsi="Symbol" w:hint="default"/>
+      </w:rPr>
+    </w:lvl>
+    <w:lvl w:ilvl="7" w:tplc="40090003" w:tentative="1">
+      <w:start w:val="1"/>
+      <w:numFmt w:val="bullet"/>
+      <w:lvlText w:val="o"/>
+      <w:lvlJc w:val="left"/>
+      <w:pPr>
+        <w:ind w:left="5760" w:hanging="360"/>
+      </w:pPr>
+      <w:rPr>
+        <w:rFonts w:ascii="Courier New" w:hAnsi="Courier New" w:cs="Courier New" w:hint="default"/>
+      </w:rPr>
+    </w:lvl>
+    <w:lvl w:ilvl="8" w:tplc="40090005" w:tentative="1">
+      <w:start w:val="1"/>
+      <w:numFmt w:val="bullet"/>
+      <w:lvlText w:val=""/>
+      <w:lvlJc w:val="left"/>
+      <w:pPr>
+        <w:ind w:left="6480" w:hanging="360"/>
+      </w:pPr>
+      <w:rPr>
+        <w:rFonts w:ascii="Wingdings" w:hAnsi="Wingdings" w:hint="default"/>
+      </w:rPr>
+    </w:lvl>
+  </w:abstractNum>
+  <w:abstractNum w:abstractNumId="13" w15:restartNumberingAfterBreak="0">
+    <w:nsid w:val="731122F7"/>
+    <w:multiLevelType w:val="hybridMultilevel"/>
+    <w:tmpl w:val="3BD4B91C"/>
+    <w:lvl w:ilvl="0" w:tplc="DDD4B3C4">
+      <w:start w:val="1"/>
+      <w:numFmt w:val="bullet"/>
+      <w:lvlText w:val="●"/>
+      <w:lvlJc w:val="left"/>
+      <w:pPr>
+        <w:ind w:left="720" w:hanging="360"/>
+      </w:pPr>
+    </w:lvl>
+    <w:lvl w:ilvl="1" w:tplc="40090003">
+      <w:start w:val="1"/>
+      <w:numFmt w:val="bullet"/>
+      <w:lvlText w:val="o"/>
+      <w:lvlJc w:val="left"/>
+      <w:pPr>
+        <w:ind w:left="1440" w:hanging="360"/>
+      </w:pPr>
+      <w:rPr>
+        <w:rFonts w:ascii="Courier New" w:hAnsi="Courier New" w:cs="Courier New" w:hint="default"/>
+      </w:rPr>
+    </w:lvl>
+    <w:lvl w:ilvl="2" w:tplc="40090005" w:tentative="1">
+      <w:start w:val="1"/>
+      <w:numFmt w:val="bullet"/>
+      <w:lvlText w:val=""/>
+      <w:lvlJc w:val="left"/>
+      <w:pPr>
+        <w:ind w:left="2160" w:hanging="360"/>
+      </w:pPr>
+      <w:rPr>
+        <w:rFonts w:ascii="Wingdings" w:hAnsi="Wingdings" w:hint="default"/>
+      </w:rPr>
+    </w:lvl>
+    <w:lvl w:ilvl="3" w:tplc="40090001" w:tentative="1">
+      <w:start w:val="1"/>
+      <w:numFmt w:val="bullet"/>
+      <w:lvlText w:val=""/>
+      <w:lvlJc w:val="left"/>
+      <w:pPr>
+        <w:ind w:left="2880" w:hanging="360"/>
+      </w:pPr>
+      <w:rPr>
+        <w:rFonts w:ascii="Symbol" w:hAnsi="Symbol" w:hint="default"/>
+      </w:rPr>
+    </w:lvl>
+    <w:lvl w:ilvl="4" w:tplc="40090003" w:tentative="1">
+      <w:start w:val="1"/>
+      <w:numFmt w:val="bullet"/>
+      <w:lvlText w:val="o"/>
+      <w:lvlJc w:val="left"/>
+      <w:pPr>
+        <w:ind w:left="3600" w:hanging="360"/>
+      </w:pPr>
+      <w:rPr>
+        <w:rFonts w:ascii="Courier New" w:hAnsi="Courier New" w:cs="Courier New" w:hint="default"/>
+      </w:rPr>
+    </w:lvl>
+    <w:lvl w:ilvl="5" w:tplc="40090005" w:tentative="1">
+      <w:start w:val="1"/>
+      <w:numFmt w:val="bullet"/>
+      <w:lvlText w:val=""/>
+      <w:lvlJc w:val="left"/>
+      <w:pPr>
+        <w:ind w:left="4320" w:hanging="360"/>
+      </w:pPr>
+      <w:rPr>
+        <w:rFonts w:ascii="Wingdings" w:hAnsi="Wingdings" w:hint="default"/>
+      </w:rPr>
+    </w:lvl>
+    <w:lvl w:ilvl="6" w:tplc="40090001" w:tentative="1">
+      <w:start w:val="1"/>
+      <w:numFmt w:val="bullet"/>
+      <w:lvlText w:val=""/>
+      <w:lvlJc w:val="left"/>
+      <w:pPr>
+        <w:ind w:left="5040" w:hanging="360"/>
+      </w:pPr>
+      <w:rPr>
+        <w:rFonts w:ascii="Symbol" w:hAnsi="Symbol" w:hint="default"/>
+      </w:rPr>
+    </w:lvl>
+    <w:lvl w:ilvl="7" w:tplc="40090003" w:tentative="1">
+      <w:start w:val="1"/>
+      <w:numFmt w:val="bullet"/>
+      <w:lvlText w:val="o"/>
+      <w:lvlJc w:val="left"/>
+      <w:pPr>
+        <w:ind w:left="5760" w:hanging="360"/>
+      </w:pPr>
+      <w:rPr>
+        <w:rFonts w:ascii="Courier New" w:hAnsi="Courier New" w:cs="Courier New" w:hint="default"/>
+      </w:rPr>
+    </w:lvl>
+    <w:lvl w:ilvl="8" w:tplc="40090005" w:tentative="1">
+      <w:start w:val="1"/>
+      <w:numFmt w:val="bullet"/>
+      <w:lvlText w:val=""/>
+      <w:lvlJc w:val="left"/>
+      <w:pPr>
+        <w:ind w:left="6480" w:hanging="360"/>
+      </w:pPr>
+      <w:rPr>
+        <w:rFonts w:ascii="Wingdings" w:hAnsi="Wingdings" w:hint="default"/>
+      </w:rPr>
+    </w:lvl>
+  </w:abstractNum>
+  <w:abstractNum w:abstractNumId="14" w15:restartNumberingAfterBreak="0">
+    <w:nsid w:val="738B7EF8"/>
+    <w:multiLevelType w:val="hybridMultilevel"/>
+    <w:tmpl w:val="89E45BC4"/>
+    <w:lvl w:ilvl="0" w:tplc="FFFFFFFF">
+      <w:start w:val="1"/>
+      <w:numFmt w:val="bullet"/>
+      <w:lvlText w:val="●"/>
+      <w:lvlJc w:val="left"/>
+      <w:pPr>
+        <w:ind w:left="720" w:hanging="360"/>
+      </w:pPr>
+    </w:lvl>
+    <w:lvl w:ilvl="1" w:tplc="DDD4B3C4">
+      <w:start w:val="1"/>
+      <w:numFmt w:val="bullet"/>
+      <w:lvlText w:val="●"/>
+      <w:lvlJc w:val="left"/>
+      <w:pPr>
+        <w:ind w:left="720" w:hanging="360"/>
+      </w:pPr>
+    </w:lvl>
+    <w:lvl w:ilvl="2" w:tplc="FFFFFFFF" w:tentative="1">
+      <w:start w:val="1"/>
+      <w:numFmt w:val="bullet"/>
+      <w:lvlText w:val=""/>
+      <w:lvlJc w:val="left"/>
+      <w:pPr>
+        <w:ind w:left="2160" w:hanging="360"/>
+      </w:pPr>
+      <w:rPr>
+        <w:rFonts w:ascii="Wingdings" w:hAnsi="Wingdings" w:hint="default"/>
+      </w:rPr>
+    </w:lvl>
+    <w:lvl w:ilvl="3" w:tplc="FFFFFFFF" w:tentative="1">
+      <w:start w:val="1"/>
+      <w:numFmt w:val="bullet"/>
+      <w:lvlText w:val=""/>
+      <w:lvlJc w:val="left"/>
+      <w:pPr>
+        <w:ind w:left="2880" w:hanging="360"/>
+      </w:pPr>
+      <w:rPr>
+        <w:rFonts w:ascii="Symbol" w:hAnsi="Symbol" w:hint="default"/>
+      </w:rPr>
+    </w:lvl>
+    <w:lvl w:ilvl="4" w:tplc="FFFFFFFF" w:tentative="1">
+      <w:start w:val="1"/>
+      <w:numFmt w:val="bullet"/>
+      <w:lvlText w:val="o"/>
+      <w:lvlJc w:val="left"/>
+      <w:pPr>
+        <w:ind w:left="3600" w:hanging="360"/>
+      </w:pPr>
+      <w:rPr>
+        <w:rFonts w:ascii="Courier New" w:hAnsi="Courier New" w:cs="Courier New" w:hint="default"/>
+      </w:rPr>
+    </w:lvl>
+    <w:lvl w:ilvl="5" w:tplc="FFFFFFFF" w:tentative="1">
+      <w:start w:val="1"/>
+      <w:numFmt w:val="bullet"/>
+      <w:lvlText w:val=""/>
+      <w:lvlJc w:val="left"/>
+      <w:pPr>
+        <w:ind w:left="4320" w:hanging="360"/>
+      </w:pPr>
+      <w:rPr>
+        <w:rFonts w:ascii="Wingdings" w:hAnsi="Wingdings" w:hint="default"/>
+      </w:rPr>
+    </w:lvl>
+    <w:lvl w:ilvl="6" w:tplc="FFFFFFFF" w:tentative="1">
+      <w:start w:val="1"/>
+      <w:numFmt w:val="bullet"/>
+      <w:lvlText w:val=""/>
+      <w:lvlJc w:val="left"/>
+      <w:pPr>
+        <w:ind w:left="5040" w:hanging="360"/>
+      </w:pPr>
+      <w:rPr>
+        <w:rFonts w:ascii="Symbol" w:hAnsi="Symbol" w:hint="default"/>
+      </w:rPr>
+    </w:lvl>
+    <w:lvl w:ilvl="7" w:tplc="FFFFFFFF" w:tentative="1">
+      <w:start w:val="1"/>
+      <w:numFmt w:val="bullet"/>
+      <w:lvlText w:val="o"/>
+      <w:lvlJc w:val="left"/>
+      <w:pPr>
+        <w:ind w:left="5760" w:hanging="360"/>
+      </w:pPr>
+      <w:rPr>
+        <w:rFonts w:ascii="Courier New" w:hAnsi="Courier New" w:cs="Courier New" w:hint="default"/>
+      </w:rPr>
+    </w:lvl>
+    <w:lvl w:ilvl="8" w:tplc="FFFFFFFF" w:tentative="1">
+      <w:start w:val="1"/>
+      <w:numFmt w:val="bullet"/>
+      <w:lvlText w:val=""/>
+      <w:lvlJc w:val="left"/>
+      <w:pPr>
+        <w:ind w:left="6480" w:hanging="360"/>
+      </w:pPr>
+      <w:rPr>
+        <w:rFonts w:ascii="Wingdings" w:hAnsi="Wingdings" w:hint="default"/>
+      </w:rPr>
+    </w:lvl>
+  </w:abstractNum>
   <w:num w:numId="1" w16cid:durableId="1787697654">
-    <w:abstractNumId w:val="0"/>
+    <w:abstractNumId w:val="4"/>
     <w:lvlOverride w:ilvl="0">
       <w:startOverride w:val="1"/>
     </w:lvlOverride>
+  </w:num>
+  <w:num w:numId="2" w16cid:durableId="5789516">
+    <w:abstractNumId w:val="8"/>
+  </w:num>
+  <w:num w:numId="3" w16cid:durableId="231044294">
+    <w:abstractNumId w:val="4"/>
+  </w:num>
+  <w:num w:numId="4" w16cid:durableId="1806697083">
+    <w:abstractNumId w:val="7"/>
+  </w:num>
+  <w:num w:numId="5" w16cid:durableId="1344938898">
+    <w:abstractNumId w:val="14"/>
+  </w:num>
+  <w:num w:numId="6" w16cid:durableId="1499691340">
+    <w:abstractNumId w:val="3"/>
+  </w:num>
+  <w:num w:numId="7" w16cid:durableId="630326521">
+    <w:abstractNumId w:val="12"/>
+  </w:num>
+  <w:num w:numId="8" w16cid:durableId="919025156">
+    <w:abstractNumId w:val="13"/>
+  </w:num>
+  <w:num w:numId="9" w16cid:durableId="443116661">
+    <w:abstractNumId w:val="1"/>
+  </w:num>
+  <w:num w:numId="10" w16cid:durableId="847794610">
+    <w:abstractNumId w:val="10"/>
+  </w:num>
+  <w:num w:numId="11" w16cid:durableId="1381441334">
+    <w:abstractNumId w:val="0"/>
+  </w:num>
+  <w:num w:numId="12" w16cid:durableId="1487478013">
+    <w:abstractNumId w:val="5"/>
+  </w:num>
+  <w:num w:numId="13" w16cid:durableId="572197835">
+    <w:abstractNumId w:val="2"/>
+  </w:num>
+  <w:num w:numId="14" w16cid:durableId="1231845212">
+    <w:abstractNumId w:val="6"/>
+  </w:num>
+  <w:num w:numId="15" w16cid:durableId="1938369547">
+    <w:abstractNumId w:val="11"/>
+  </w:num>
+  <w:num w:numId="16" w16cid:durableId="522937616">
+    <w:abstractNumId w:val="9"/>
   </w:num>
 </w:numbering>
 </file>
